--- a/01_Submissao_CEP_Palmilha_PPC/05_TCLE_Adulto_Palmilha_Inteligente.docx
+++ b/01_Submissao_CEP_Palmilha_PPC/05_TCLE_Adulto_Palmilha_Inteligente.docx
@@ -54,10 +54,10 @@
         <w:jc w:val="both"/>
       </w:pPr>
       <w:r>
-        <w:t>Você está sendo convidado(a) a participar como voluntário(a) da pesquisa científica intitulada “Desenvolvimento e Validação de Palmilha Inteligente Instrumentada para Monitoramento de Pressão Plantar, Temperatura e Umidade: Prova de Conceito com Baropodometria na Policlínica Piquet Carneiro”, realizada no âmbito do Programa de Pós-Graduação em Telessaúde e Saúde Digital da Faculdade de Ciências Médicas da Universidade do Estado do Rio de Janeiro (UERJ), que diz respeito a um trabalho de Dissertação de Mestrado Profissional.</w:t>
+        <w:t>Você está sendo convidado(a) a participar como voluntário(a) da pesquisa científica intitulada “Arquitetura de baixo custo para monitoramento preventivo do pé diabético: calibração com baropodômetro e prova de conceito na Policlínica Piquet Carneiro”, realizada no âmbito do Programa de Pós-Graduação em Telessaúde e Saúde Digital (PPGTSD) da Faculdade de Ciências Médicas da Universidade do Estado do Rio de Janeiro (UERJ), que diz respeito à Dissertação de Mestrado Profissional do pesquisador Chrysthian Chrisley Tadeu Santos Silva, sob orientação da Prof.ª Dra. Rosa Maria Esteves Moreira da Costa.</w:t>
         <w:br/>
         <w:br/>
-        <w:t>Antes de decidir se aceita participar, é muito importante que você compreenda as informações a seguir. Leia este documento com calma, faça todas as perguntas que desejar e sinta-se inteiramente livre para aceitar ou recusar.</w:t>
+        <w:t>Antes de decidir se aceita participar, é fundamental que você compreenda todas as informações a seguir. Leia com calma, tire todas as dúvidas que desejar e sinta-se plenamente livre para aceitar ou recusar.</w:t>
       </w:r>
     </w:p>
     <w:p>
@@ -85,7 +85,7 @@
           <w:color w:val="000000"/>
           <w:sz w:val="19"/>
         </w:rPr>
-        <w:t>O objetivo desta pesquisa é avaliar se uma palmilha inteligente (que possui sensores eletrônicos capazes de medir a pressão dos pés, a temperatura e a umidade interna do calçado) funciona de maneira correta e precisa quando comparada a uma esteira eletrônica de pressão (chamada baropodômetro), já utilizada na Policlínica Piquet Carneiro. O estudo busca contribuir para a criação de tecnologias de baixo custo que ajudem a monitorar a saúde dos pés e a prevenir feridas em pacientes atendidos no SUS.</w:t>
+        <w:t>O objetivo deste estudo é avaliar se uma palmilha inteligente inovadora (desenvolvida com sensores eletrônicos de baixo custo capazes de medir simultaneamente a pressão em pontos críticos da sola do pé, a temperatura e a umidade interna do calçado) funciona de maneira precisa quando comparada a uma esteira eletrônica de pressão (baropodômetro), já utilizada na Policlínica Piquet Carneiro. O estudo busca contribuir diretamente para a prevenção precoce de feridas (úlceras) e amputações em pessoas com Diabetes Mellitus atendidas no SUS.</w:t>
       </w:r>
     </w:p>
     <w:p>
@@ -113,19 +113,19 @@
           <w:color w:val="000000"/>
           <w:sz w:val="19"/>
         </w:rPr>
-        <w:t>A sua participação é muito simples e acontecerá em uma única sessão de aproximadamente 20 a 30 minutos na Policlínica Piquet Carneiro (PPC/UERJ):</w:t>
+        <w:t>A sua participação ocorrerá em uma única sessão presencial de cerca de 20 a 30 minutos na Policlínica Piquet Carneiro (PPC/UERJ):</w:t>
         <w:br/>
-        <w:t>a) Primeiro, você responderá a perguntas simples sobre sua idade e tamanho do seu calçado;</w:t>
+        <w:t>a) Inicialmente, você responderá a perguntas simples sobre sua saúde, tempo de diabetes e numeração do seu calçado;</w:t>
         <w:br/>
-        <w:t>b) Em seguida, você colocará uma meia descartável limpa e calçará um calçado contendo a palmilha inteligente;</w:t>
+        <w:t>b) Você receberá uma meia de proteção descartável nova e calçará um calçado confortável contendo a palmilha inteligente instrumentada;</w:t>
         <w:br/>
-        <w:t>c) Você dará alguns passos sobre a esteira de pressão (baropodômetro), primeiro ficando em pé parado por alguns segundos e depois caminhando em linha reta em ritmo normal e confortável;</w:t>
+        <w:t>c) Você realizará uma caminhada curta e confortável sobre a esteira de baropodometria, primeiro ficando parado em pé por cerca de 10 segundos e depois caminhando em linha reta em ritmo normal;</w:t>
         <w:br/>
-        <w:t>d) Os sensores registrarão automaticamente as pressões do seu pé, a temperatura e a umidade interna;</w:t>
+        <w:t>d) Durante a caminhada, os sensores registrarão automaticamente a distribuição da pressão do seu pé, a temperatura e a umidade interna;</w:t>
         <w:br/>
-        <w:t>e) Ao final, você responderá se achou o uso da palmilha confortável e estável ao caminhar.</w:t>
+        <w:t>e) Ao final, você responderá a um breve questionário opinando se achou a palmilha confortável, leve e estável para caminhar.</w:t>
         <w:br/>
-        <w:t>O procedimento é inteiramente indolor, não invasivo e não requer o uso de nenhum medicamento ou injeção.</w:t>
+        <w:t>Todo o procedimento é totalmente indolor, não invasivo, sem agulhas e sem uso de qualquer medicamento.</w:t>
       </w:r>
     </w:p>
     <w:p>
@@ -153,15 +153,15 @@
           <w:color w:val="000000"/>
           <w:sz w:val="19"/>
         </w:rPr>
-        <w:t>Toda pesquisa pode apresentar algum tipo de risco. Nesta pesquisa, os riscos são classificados como MÍNIMOS:</w:t>
+        <w:t>Os riscos envolvidos nesta pesquisa são considerados MÍNIMOS:</w:t>
         <w:br/>
-        <w:t>• Risco de leve cansaço ou desequilíbrio ao caminhar: Para evitar isso, a caminhada é de curta distância, em solo totalmente plano e regular, sempre acompanhada de perto pelo pesquisador, que estará ao seu lado para oferecer apoio se necessário.</w:t>
+        <w:t>• Risco de leve cansaço ou desequilíbrio durante os passos: Para evitar qualquer tropeço, a caminhada é de curta distância em piso totalmente plano, sempre supervisionada de perto pelo pesquisador, que estará ao seu lado pronto para dar apoio físico.</w:t>
         <w:br/>
-        <w:t>• Risco térmico ou elétrico: A palmilha utiliza um circuito de baixíssima voltagem (bateria selada de 3,7V, semelhante à de fones de ouvido sem fio), que não apresenta nenhum risco de choque elétrico ou queimadura. Os sensores de temperatura monitoram o circuito continuamente.</w:t>
+        <w:t>• Segurança Elétrica e Ergonômica: O módulo de processamento eletrônico (Wemos Lolin D32) é ultraleve (pesa apenas 7,5 gramas) e é alimentado por uma pequena bateria recarregável plana de Polímero de Lítio (LiPo 3,7V e 600mAh), equipada com conector polarizado de segurança JST PH 2.0mm. Trata-se de uma voltagem extremamente baixa (semelhante à de fones de ouvido sem fio), com circuito de proteção que elimina qualquer possibilidade de choque elétrico, curto-circuito ou aquecimento.</w:t>
         <w:br/>
-        <w:t>• Cuidados de higiene: A palmilha é cuidadosamente desinfetada com álcool a 70% antes e após cada uso, e você utilizará uma meia de proteção descartável, evitando qualquer contato direto da sua pele com o equipamento de outros participantes.</w:t>
+        <w:t>• Biossegurança e Higiene: A palmilha é rigorosamente higienizada e desinfetada com álcool a 70% antes e após cada participante, além do uso obrigatório de meia protetora descartável de uso individual.</w:t>
         <w:br/>
-        <w:t>Caso sinta qualquer desconforto, dor ou incômodo, o teste será interrompido imediatamente.</w:t>
+        <w:t>Você pode solicitar a interrupção imediata do teste a qualquer instante caso sinta qualquer incômodo.</w:t>
       </w:r>
     </w:p>
     <w:p>
@@ -189,7 +189,7 @@
           <w:color w:val="000000"/>
           <w:sz w:val="19"/>
         </w:rPr>
-        <w:t>Você não terá um benefício médico imediato ou direto para o tratamento da sua saúde pessoal ao participar do teste. No entanto, a sua colaboração trará um benefício indireto fundamental para a sociedade e para o SUS, pois permitirá validar uma tecnologia inovadora de baixo custo que no futuro poderá ser utilizada para prevenir feridas graves nos pés de pessoas com diabetes e monitorar a reabilitação física de forma acessível.</w:t>
+        <w:t>A sua participação não trará uma cura direta ou benefício médico imediato no momento do teste. Todavia, a sua colaboração é indispensável para viabilizar uma tecnologia nacional de baixo custo que, integrada a modelos de Inteligência Artificial, poderá ser distribuída no SUS para alertar pacientes com diabetes antes do surgimento de feridas graves, reduzindo internações e amputações.</w:t>
       </w:r>
     </w:p>
     <w:p>
@@ -203,7 +203,7 @@
           <w:color w:val="000000"/>
           <w:sz w:val="20"/>
         </w:rPr>
-        <w:t>5. GARANTIA DE SIGILO E PRIVACIDADE</w:t>
+        <w:t>5. GARANTIA DE SIGILO E PRIVACIDADE (LGPD)</w:t>
       </w:r>
     </w:p>
     <w:p>
@@ -217,7 +217,7 @@
           <w:color w:val="000000"/>
           <w:sz w:val="19"/>
         </w:rPr>
-        <w:t>Os dados obtidos nesta pesquisa serão utilizados exclusivamente para fins científicos e acadêmicos, podendo ser publicados em revistas científicas ou apresentados em congressos. A sua privacidade é totalmente protegida: seu nome, imagem ou qualquer dado pessoal que possa identificá-lo(a) jamais serão divulgados. Em conformidade com a Lei Geral de Proteção de Dados (LGPD) e com as normas do Conselho Nacional de Saúde, todos os registros serão armazenados de forma anônima e sob sigilo pelo pesquisador por no mínimo 5 (cinco) anos.</w:t>
+        <w:t>Os dados coletados serão usados estritamente para finalidades acadêmicas e científicas. A sua privacidade é protegida por lei e pelas normas éticas do Conselho Nacional de Saúde. O seu nome, imagem ou documento pessoal jamais serão divulgados. Os dados serão identificados apenas por códigos (ex.: VOL-01) e ficarão armazenados em meio digital seguro sob a guarda do pesquisador pelo período de 5 (cinco) anos.</w:t>
       </w:r>
     </w:p>
     <w:p>
@@ -245,7 +245,7 @@
           <w:color w:val="000000"/>
           <w:sz w:val="19"/>
         </w:rPr>
-        <w:t>A sua participação é inteiramente voluntária. Você tem total liberdade para recusar-se a participar ou para retirar o seu consentimento a qualquer momento, antes ou durante a realização dos testes, sem necessidade de dar qualquer justificativa e sem sofrer nenhum tipo de penalidade, prejuízo ou alteração no atendimento de saúde que você recebe na Policlínica Piquet Carneiro ou na UERJ.</w:t>
+        <w:t>A participação é totalmente voluntária. Você tem o direito de recusar-se a participar ou de desistir a qualquer momento, sem necessidade de qualquer explicação e sem que isso traga qualquer prejuízo ao seu atendimento de saúde presente ou futuro na Policlínica Piquet Carneiro ou na UERJ.</w:t>
       </w:r>
     </w:p>
     <w:p>
@@ -259,7 +259,7 @@
           <w:color w:val="000000"/>
           <w:sz w:val="20"/>
         </w:rPr>
-        <w:t>7. CUSTOS, REMUNERAÇÃO E INDENIZAÇÃO</w:t>
+        <w:t>7. CUSTOS, RESSARCIMENTO E INDENIZAÇÃO</w:t>
       </w:r>
     </w:p>
     <w:p>
@@ -273,7 +273,7 @@
           <w:color w:val="000000"/>
           <w:sz w:val="19"/>
         </w:rPr>
-        <w:t>A sua participação neste estudo é gratuita e voluntária, não havendo cobrança de qualquer valor nem pagamento financeiro pela sua participação. Caso você tenha qualquer despesa comprovada decorrente da sua participação (como transporte ou alimentação), você terá direito ao ressarcimento integral desses valores. Além disso, fica assegurado o direito a assistência médica imediata e a indenização diante de eventuais danos decorrentes da pesquisa, nos termos da Resolução CNS nº 466/2012.</w:t>
+        <w:t>Você não terá nenhum custo para participar deste estudo, nem receberá pagamento financeiro por sua participação voluntária. Caso haja qualquer gasto comprovado decorrente diretamente da sua ida à pesquisa (como transporte ou alimentação), você terá direito ao ressarcimento imediato e integral. Adicionalmente, fica assegurada a assistência imediata e a indenização em caso de eventuais danos comprovadamente decorrentes da pesquisa, nos termos da Resolução CNS nº 466/2012.</w:t>
       </w:r>
     </w:p>
     <w:p>
@@ -287,7 +287,7 @@
           <w:color w:val="000000"/>
           <w:sz w:val="20"/>
         </w:rPr>
-        <w:t>8. ESCLARECIMENTOS E CONTATOS</w:t>
+        <w:t>8. DADOS DE CONTATO DO PESQUISADOR E DO CEP/HUPE</w:t>
       </w:r>
     </w:p>
     <w:p>
@@ -301,22 +301,20 @@
           <w:color w:val="000000"/>
           <w:sz w:val="19"/>
         </w:rPr>
-        <w:t>Você receberá uma via original deste documento assinada e rubricada em todas as páginas pelo pesquisador, e outra via ficará guardada com o pesquisador. Se tiver dúvidas sobre os procedimentos da pesquisa, você poderá entrar em contato com o pesquisador principal:</w:t>
+        <w:t>Você receberá uma via deste documento rubricada e assinada. Em caso de dúvidas sobre o estudo, contate o pesquisador responsável:</w:t>
         <w:br/>
-        <w:t>• Pesquisador Responsável: [Nome Completo do Aluno / Mestrando]</w:t>
+        <w:t>• Pesquisador Discente: Chrysthian Chrisley Tadeu Santos Silva</w:t>
         <w:br/>
-        <w:t>• Telefone de Contato: (21) [Telefone com DDD] | E-mail: [E-mail do pesquisador]</w:t>
+        <w:t>• Orientadora: Prof.ª Dra. Rosa Maria Esteves Moreira da Costa</w:t>
         <w:br/>
-        <w:t>• Instituição: Mestrado Profissional em Telessaúde e Saúde Digital – FCM/UERJ – Av. 28 de Setembro, 77, Prédio CePeM, 3º andar, Vila Isabel, Rio de Janeiro – RJ.</w:t>
+        <w:t>• E-mail: cytchrisley@gmail.com | Programa de Pós-Graduação em Telessaúde e Saúde Digital – UERJ (Prédio CePeM, 3º andar, Vila Isabel, RJ).</w:t>
         <w:br/>
         <w:br/>
-        <w:t>Se tiver qualquer consideração ou dúvida ética sobre os seus direitos como participante de pesquisa, você poderá entrar em contato com o Comitê de Ética em Pesquisa do Hospital Universitário Pedro Ernesto (CEP/HUPE):</w:t>
+        <w:t>Para considerações ou dúvidas sobre os aspectos éticos da pesquisa, contate o Comitê de Ética em Pesquisa do Hospital Universitário Pedro Ernesto (CEP/HUPE):</w:t>
         <w:br/>
-        <w:t>• Endereço: Av. Vinte e Oito de Setembro, nº 77 – Prédio do CePeM (Centro de Pesquisa Clínica Multiusuário), 2º andar, sala 33 – Vila Isabel, Rio de Janeiro – RJ – CEP: 20551-030.</w:t>
+        <w:t>• Endereço: Av. Vinte e Oito de Setembro, nº 77 – Prédio do CePeM, 2º andar, sala 33 – Vila Isabel, Rio de Janeiro – RJ – CEP: 20551-030.</w:t>
         <w:br/>
-        <w:t>• Telefone / WhatsApp: (21) 2868-8253 | E-mail: cep@hupe.uerj.br</w:t>
-        <w:br/>
-        <w:t>• Horário de atendimento: Segunda a sexta-feira, das 09:00h às 13:00h.</w:t>
+        <w:t>• Telefone / WhatsApp: (21) 2868-8253 | E-mail: cep@hupe.uerj.br (Segunda a sexta-feira, das 09:00h às 13:00h).</w:t>
       </w:r>
     </w:p>
     <w:p>
@@ -339,7 +337,7 @@
         <w:jc w:val="both"/>
       </w:pPr>
       <w:r>
-        <w:t>Eu, ______________________________________________________________________, declaro que li e compreendi as informações acima relatadas sobre a pesquisa “Desenvolvimento e Validação de Palmilha Inteligente Instrumentada para Monitoramento de Pressão Plantar, Temperatura e Umidade”. Fui devidamente informado(a) dos objetivos, métodos, riscos mínimos e benefícios. Tive a oportunidade de fazer perguntas e esclarecer todas as minhas dúvidas. Concordo voluntariamente em participar deste estudo, sabendo que posso retirar meu consentimento a qualquer instante sem nenhum prejuízo.</w:t>
+        <w:t>Eu, ______________________________________________________________________, declaro que li e compreendi as informações acima descritas sobre a pesquisa “Arquitetura de baixo custo para monitoramento preventivo do pé diabético: calibração com baropodômetro e prova de conceito na Policlínica Piquet Carneiro”. Fui devidamente informado(a) dos objetivos, métodos, riscos mínimos e potenciais benefícios. Tive a oportunidade de fazer perguntas e obtive respostas claras. Concordo voluntariamente em participar deste estudo, ciente de que posso revogar meu consentimento a qualquer instante sem sofrer qualquer penalidade.</w:t>
       </w:r>
     </w:p>
     <w:tbl>
@@ -367,7 +365,7 @@
               </w:rPr>
               <w:t>_____________________________________</w:t>
               <w:br/>
-              <w:t>Assinatura do(a) Participante</w:t>
+              <w:t>Assinatura do(a) Participante Voluntário(a)</w:t>
               <w:br/>
               <w:br/>
               <w:t>Data: _____ / _____ / 2026</w:t>
@@ -388,7 +386,7 @@
               </w:rPr>
               <w:t>_____________________________________</w:t>
               <w:br/>
-              <w:t>[Nome Completo do Aluno]</w:t>
+              <w:t>Chrysthian Chrisley Tadeu Santos Silva</w:t>
               <w:br/>
               <w:t>Pesquisador Responsável</w:t>
               <w:br/>

--- a/01_Submissao_CEP_Palmilha_PPC/05_TCLE_Adulto_Palmilha_Inteligente.docx
+++ b/01_Submissao_CEP_Palmilha_PPC/05_TCLE_Adulto_Palmilha_Inteligente.docx
@@ -85,7 +85,7 @@
           <w:color w:val="000000"/>
           <w:sz w:val="19"/>
         </w:rPr>
-        <w:t>O objetivo deste estudo é avaliar se uma palmilha inteligente inovadora (desenvolvida com sensores eletrônicos de baixo custo capazes de medir simultaneamente a pressão em pontos críticos da sola do pé, a temperatura e a umidade interna do calçado) funciona de maneira precisa quando comparada a uma esteira eletrônica de pressão (baropodômetro), já utilizada na Policlínica Piquet Carneiro. O estudo busca contribuir diretamente para a prevenção precoce de feridas (úlceras) e amputações em pessoas com Diabetes Mellitus atendidas no SUS.</w:t>
+        <w:t>O objetivo deste estudo é avaliar se uma palmilha inteligente inovadora (desenvolvida com sensores eletrônicos de baixo custo capazes de medir simultaneamente a pressão em pontos críticos da sola do pé, e sensor digital de alta precisão Sensirion SHT31-D para temperatura e umidade relativa interna do calçado) funciona de maneira precisa quando comparada a uma esteira eletrônica de pressão (baropodômetro), já utilizada na Policlínica Piquet Carneiro. O estudo busca contribuir diretamente para a prevenção precoce de feridas (úlceras) e amputações em pessoas com Diabetes Mellitus atendidas no SUS.</w:t>
       </w:r>
     </w:p>
     <w:p>
@@ -157,7 +157,7 @@
         <w:br/>
         <w:t>• Risco de leve cansaço ou desequilíbrio durante os passos: Para evitar qualquer tropeço, a caminhada é de curta distância em piso totalmente plano, sempre supervisionada de perto pelo pesquisador, que estará ao seu lado pronto para dar apoio físico.</w:t>
         <w:br/>
-        <w:t>• Segurança Elétrica e Ergonômica: O módulo de processamento eletrônico (Wemos Lolin D32) é ultraleve (pesa apenas 7,5 gramas) e é alimentado por uma pequena bateria recarregável plana de Polímero de Lítio (LiPo 3,7V e 600mAh), equipada com conector polarizado de segurança JST PH 2.0mm. Trata-se de uma voltagem extremamente baixa (semelhante à de fones de ouvido sem fio), com circuito de proteção que elimina qualquer possibilidade de choque elétrico, curto-circuito ou aquecimento.</w:t>
+        <w:t>• Segurança Elétrica e Ergonômica: O módulo de processamento eletrônico (Wemos Lolin D32) é ultraleve (pesa apenas 7,5 gramas) e é alimentado por uma pequena bateria recarregável plana de Polímero de Lítio (LiPo 3,7V e 600mAh), equipada com conector polarizado de segurança JST PH 2.0mm. O sensor térmico e de umidade (Sensirion SHT31-D) é ultraplano e miniaturizado, não causando pontos de atrito ou pressão na sola do pé. Trata-se de uma voltagem extremamente baixa, com circuito de proteção que elimina qualquer possibilidade de choque elétrico, curto-circuito ou aquecimento.</w:t>
         <w:br/>
         <w:t>• Biossegurança e Higiene: A palmilha é rigorosamente higienizada e desinfetada com álcool a 70% antes e após cada participante, além do uso obrigatório de meia protetora descartável de uso individual.</w:t>
         <w:br/>

--- a/01_Submissao_CEP_Palmilha_PPC/05_TCLE_Adulto_Palmilha_Inteligente.docx
+++ b/01_Submissao_CEP_Palmilha_PPC/05_TCLE_Adulto_Palmilha_Inteligente.docx
@@ -1,10 +1,10 @@
 
 <file path=word/document.xml><?xml version="1.0" encoding="utf-8"?>
-<w:document xmlns:wpc="http://schemas.microsoft.com/office/word/2010/wordprocessingCanvas" xmlns:mo="http://schemas.microsoft.com/office/mac/office/2008/main" xmlns:mc="http://schemas.openxmlformats.org/markup-compatibility/2006" xmlns:mv="urn:schemas-microsoft-com:mac:vml" xmlns:o="urn:schemas-microsoft-com:office:office" xmlns:r="http://schemas.openxmlformats.org/officeDocument/2006/relationships" xmlns:m="http://schemas.openxmlformats.org/officeDocument/2006/math" xmlns:v="urn:schemas-microsoft-com:vml" xmlns:wp14="http://schemas.microsoft.com/office/word/2010/wordprocessingDrawing" xmlns:wp="http://schemas.openxmlformats.org/drawingml/2006/wordprocessingDrawing" xmlns:w10="urn:schemas-microsoft-com:office:word" xmlns:w="http://schemas.openxmlformats.org/wordprocessingml/2006/main" xmlns:w14="http://schemas.microsoft.com/office/word/2010/wordml" xmlns:wpg="http://schemas.microsoft.com/office/word/2010/wordprocessingGroup" xmlns:wpi="http://schemas.microsoft.com/office/word/2010/wordprocessingInk" xmlns:wne="http://schemas.microsoft.com/office/word/2006/wordml" xmlns:wps="http://schemas.microsoft.com/office/word/2010/wordprocessingShape" mc:Ignorable="w14 wp14">
+<w:document xmlns:ve="http://schemas.openxmlformats.org/markup-compatibility/2006" xmlns:o="urn:schemas-microsoft-com:office:office" xmlns:r="http://schemas.openxmlformats.org/officeDocument/2006/relationships" xmlns:m="http://schemas.openxmlformats.org/officeDocument/2006/math" xmlns:v="urn:schemas-microsoft-com:vml" xmlns:wp="http://schemas.openxmlformats.org/drawingml/2006/wordprocessingDrawing" xmlns:w10="urn:schemas-microsoft-com:office:word" xmlns:w="http://schemas.openxmlformats.org/wordprocessingml/2006/main" xmlns:wne="http://schemas.microsoft.com/office/word/2006/wordml">
   <w:body>
     <w:p>
       <w:pPr>
-        <w:spacing w:before="0" w:after="80" w:line="240" w:lineRule="auto"/>
+        <w:spacing w:after="80" w:line="240" w:lineRule="auto"/>
         <w:jc w:val="center"/>
       </w:pPr>
       <w:r>
@@ -14,8 +14,22 @@
           <w:sz w:val="18"/>
         </w:rPr>
         <w:t>UNIVERSIDADE DO ESTADO DO RIO DE JANEIRO – UERJ</w:t>
+      </w:r>
+      <w:r>
+        <w:rPr>
+          <w:rFonts w:ascii="Arial" w:hAnsi="Arial"/>
+          <w:b/>
+          <w:sz w:val="18"/>
+        </w:rPr>
         <w:br/>
         <w:t>HOSPITAL UNIVERSITÁRIO PEDRO ERNESTO – HUPE</w:t>
+      </w:r>
+      <w:r>
+        <w:rPr>
+          <w:rFonts w:ascii="Arial" w:hAnsi="Arial"/>
+          <w:b/>
+          <w:sz w:val="18"/>
+        </w:rPr>
         <w:br/>
         <w:t>COMITÊ DE ÉTICA EM PESQUISA (CEP/HUPE)</w:t>
       </w:r>
@@ -36,33 +50,174 @@
     </w:p>
     <w:p>
       <w:pPr>
-        <w:spacing w:before="0" w:after="160" w:line="240" w:lineRule="auto"/>
-        <w:jc w:val="right"/>
-      </w:pPr>
-      <w:r>
+        <w:spacing w:before="80" w:after="120" w:line="300" w:lineRule="auto"/>
         <w:rPr>
           <w:rFonts w:ascii="Arial" w:hAnsi="Arial"/>
           <w:i/>
           <w:sz w:val="16"/>
         </w:rPr>
-        <w:t>Versão desse documento datado de 01/06/2026</w:t>
-      </w:r>
+      </w:pPr>
     </w:p>
     <w:p>
       <w:pPr>
         <w:spacing w:before="80" w:after="120" w:line="300" w:lineRule="auto"/>
-        <w:jc w:val="both"/>
+        <w:ind w:firstLine="720"/>
       </w:pPr>
+      <w:proofErr w:type="spellStart"/>
       <w:r>
-        <w:t>Você está sendo convidado(a) a participar como voluntário(a) da pesquisa científica intitulada “Arquitetura de baixo custo para monitoramento preventivo do pé diabético: calibração com baropodômetro e prova de conceito na Policlínica Piquet Carneiro”, realizada no âmbito do Programa de Pós-Graduação em Telessaúde e Saúde Digital (PPGTSD) da Faculdade de Ciências Médicas da Universidade do Estado do Rio de Janeiro (UERJ), que diz respeito à Dissertação de Mestrado Profissional do pesquisador Chrysthian Chrisley Tadeu Santos Silva, sob orientação da Prof.ª Dra. Rosa Maria Esteves Moreira da Costa.</w:t>
+        <w:t>Você</w:t>
+      </w:r>
+      <w:proofErr w:type="spellEnd"/>
+      <w:r>
+        <w:t xml:space="preserve"> </w:t>
+      </w:r>
+      <w:proofErr w:type="spellStart"/>
+      <w:r>
+        <w:t>está</w:t>
+      </w:r>
+      <w:proofErr w:type="spellEnd"/>
+      <w:r>
+        <w:t xml:space="preserve"> </w:t>
+      </w:r>
+      <w:proofErr w:type="spellStart"/>
+      <w:r>
+        <w:t>sendo</w:t>
+      </w:r>
+      <w:proofErr w:type="spellEnd"/>
+      <w:r>
+        <w:t xml:space="preserve"> </w:t>
+      </w:r>
+      <w:proofErr w:type="spellStart"/>
+      <w:r>
+        <w:t>convidado</w:t>
+      </w:r>
+      <w:proofErr w:type="spellEnd"/>
+      <w:r>
+        <w:t xml:space="preserve">(a) a participar como voluntário(a) da </w:t>
+      </w:r>
+      <w:proofErr w:type="spellStart"/>
+      <w:r>
+        <w:t>pesquisa</w:t>
+      </w:r>
+      <w:proofErr w:type="spellEnd"/>
+      <w:r>
+        <w:t xml:space="preserve"> </w:t>
+      </w:r>
+      <w:proofErr w:type="spellStart"/>
+      <w:r>
+        <w:t>científica</w:t>
+      </w:r>
+      <w:proofErr w:type="spellEnd"/>
+      <w:r>
+        <w:t xml:space="preserve"> </w:t>
+      </w:r>
+      <w:proofErr w:type="spellStart"/>
+      <w:r>
+        <w:t>intitulada</w:t>
+      </w:r>
+      <w:proofErr w:type="spellEnd"/>
+      <w:r>
+        <w:t xml:space="preserve"> </w:t>
+      </w:r>
+      <w:r>
+        <w:t>“</w:t>
+      </w:r>
+      <w:proofErr w:type="spellStart"/>
+      <w:r>
+        <w:t>Arquitetura</w:t>
+      </w:r>
+      <w:proofErr w:type="spellEnd"/>
+      <w:r>
+        <w:t xml:space="preserve"> de </w:t>
+      </w:r>
+      <w:proofErr w:type="spellStart"/>
+      <w:r>
+        <w:t>baixo</w:t>
+      </w:r>
+      <w:proofErr w:type="spellEnd"/>
+      <w:r>
+        <w:t xml:space="preserve"> </w:t>
+      </w:r>
+      <w:proofErr w:type="spellStart"/>
+      <w:r>
+        <w:t>custo</w:t>
+      </w:r>
+      <w:proofErr w:type="spellEnd"/>
+      <w:r>
+        <w:t xml:space="preserve"> para monitoramento preventivo do pé diabético: calibração com baropodômetro e prova de conceito na Policlínica Piquet Carneiro”, realizada no âmbito </w:t>
+      </w:r>
+      <w:r>
+        <w:t>do Programa de Pós-Graduação em Telessaúde e Saúde Digital (PPGTSD) da Faculdade de Ciências Médicas da Universidade do Estado do Rio de Janeiro (UERJ), que diz respeito à Dissertação de Mestrado Profissional do pesquisador Chrysthian Chrisley Tadeu Santos</w:t>
+      </w:r>
+      <w:r>
+        <w:t xml:space="preserve"> Silva, sob orientação da Prof.ª Dra. Rosa Maria Esteves Moreira da Costa.</w:t>
+      </w:r>
+      <w:r>
         <w:br/>
+      </w:r>
+      <w:r>
         <w:br/>
-        <w:t>Antes de decidir se aceita participar, é fundamental que você compreenda todas as informações a seguir. Leia com calma, tire todas as dúvidas que desejar e sinta-se plenamente livre para aceitar ou recusar.</w:t>
       </w:r>
+      <w:proofErr w:type="gramStart"/>
+      <w:r>
+        <w:t xml:space="preserve">Antes de </w:t>
+      </w:r>
+      <w:proofErr w:type="spellStart"/>
+      <w:r>
+        <w:t>decidir</w:t>
+      </w:r>
+      <w:proofErr w:type="spellEnd"/>
+      <w:r>
+        <w:t xml:space="preserve"> se aceita participar, é fundamental que você compreenda todas as informações a seguir.</w:t>
+      </w:r>
+      <w:proofErr w:type="gramEnd"/>
+      <w:r>
+        <w:t xml:space="preserve"> </w:t>
+      </w:r>
+      <w:proofErr w:type="gramStart"/>
+      <w:r>
+        <w:t>Leia com calma, tire todas as dúvidas que desejar e sinta-se plenamente livr</w:t>
+      </w:r>
+      <w:r>
+        <w:t xml:space="preserve">e </w:t>
+      </w:r>
+      <w:proofErr w:type="spellStart"/>
+      <w:r>
+        <w:t>para</w:t>
+      </w:r>
+      <w:proofErr w:type="spellEnd"/>
+      <w:r>
+        <w:t xml:space="preserve"> </w:t>
+      </w:r>
+      <w:proofErr w:type="spellStart"/>
+      <w:r>
+        <w:t>aceitar</w:t>
+      </w:r>
+      <w:proofErr w:type="spellEnd"/>
+      <w:r>
+        <w:t xml:space="preserve"> </w:t>
+      </w:r>
+      <w:proofErr w:type="spellStart"/>
+      <w:r>
+        <w:t>ou</w:t>
+      </w:r>
+      <w:proofErr w:type="spellEnd"/>
+      <w:r>
+        <w:t xml:space="preserve"> </w:t>
+      </w:r>
+      <w:proofErr w:type="spellStart"/>
+      <w:r>
+        <w:t>recusar</w:t>
+      </w:r>
+      <w:proofErr w:type="spellEnd"/>
+      <w:r>
+        <w:t>.</w:t>
+      </w:r>
+      <w:proofErr w:type="gramEnd"/>
     </w:p>
     <w:p>
       <w:pPr>
-        <w:spacing w:before="120" w:after="40" w:line="276" w:lineRule="auto"/>
+        <w:spacing w:before="120" w:after="40"/>
       </w:pPr>
       <w:r>
         <w:rPr>
@@ -85,12 +240,28 @@
           <w:color w:val="000000"/>
           <w:sz w:val="19"/>
         </w:rPr>
-        <w:t>O objetivo deste estudo é avaliar se uma palmilha inteligente inovadora (desenvolvida com sensores eletrônicos de baixo custo capazes de medir simultaneamente a pressão em pontos críticos da sola do pé, e sensor digital de alta precisão Sensirion SHT31-D para temperatura e umidade relativa interna do calçado) funciona de maneira precisa quando comparada a uma esteira eletrônica de pressão (baropodômetro), já utilizada na Policlínica Piquet Carneiro. O estudo busca contribuir diretamente para a prevenção precoce de feridas (úlceras) e amputações em pessoas com Diabetes Mellitus atendidas no SUS.</w:t>
+        <w:t>O objetivo deste estudo é avaliar se uma palmilha inteligente inovadora (desenvolvida com sensores eletrônicos de baixo custo capazes de medir simultaneamente a pressão em pontos críticos da sola do pé, e se</w:t>
+      </w:r>
+      <w:r>
+        <w:rPr>
+          <w:rFonts w:ascii="Arial" w:hAnsi="Arial"/>
+          <w:color w:val="000000"/>
+          <w:sz w:val="19"/>
+        </w:rPr>
+        <w:t xml:space="preserve">nsor digital de alta precisão Sensirion SHT31-D para temperatura e umidade relativa interna do calçado) funciona de maneira precisa quando comparada a uma esteira eletrônica de pressão (baropodômetro), já utilizada na Policlínica Piquet Carneiro. O estudo </w:t>
+      </w:r>
+      <w:r>
+        <w:rPr>
+          <w:rFonts w:ascii="Arial" w:hAnsi="Arial"/>
+          <w:color w:val="000000"/>
+          <w:sz w:val="19"/>
+        </w:rPr>
+        <w:t>busca contribuir diretamente para a prevenção precoce de feridas (úlceras) e amputações em pessoas com Diabetes Mellitus atendidas no SUS.</w:t>
       </w:r>
     </w:p>
     <w:p>
       <w:pPr>
-        <w:spacing w:before="120" w:after="40" w:line="276" w:lineRule="auto"/>
+        <w:spacing w:before="120" w:after="40"/>
       </w:pPr>
       <w:r>
         <w:rPr>
@@ -105,7 +276,11 @@
     <w:p>
       <w:pPr>
         <w:spacing w:before="20" w:after="80" w:line="288" w:lineRule="auto"/>
-        <w:jc w:val="both"/>
+        <w:rPr>
+          <w:rFonts w:ascii="Arial" w:hAnsi="Arial"/>
+          <w:color w:val="000000"/>
+          <w:sz w:val="19"/>
+        </w:rPr>
       </w:pPr>
       <w:r>
         <w:rPr>
@@ -113,24 +288,175 @@
           <w:color w:val="000000"/>
           <w:sz w:val="19"/>
         </w:rPr>
-        <w:t>A sua participação ocorrerá em uma única sessão presencial de cerca de 20 a 30 minutos na Policlínica Piquet Carneiro (PPC/UERJ):</w:t>
-        <w:br/>
-        <w:t>a) Inicialmente, você responderá a perguntas simples sobre sua saúde, tempo de diabetes e numeração do seu calçado;</w:t>
-        <w:br/>
-        <w:t>b) Você receberá uma meia de proteção descartável nova e calçará um calçado confortável contendo a palmilha inteligente instrumentada;</w:t>
-        <w:br/>
-        <w:t>c) Você realizará uma caminhada curta e confortável sobre a esteira de baropodometria, primeiro ficando parado em pé por cerca de 10 segundos e depois caminhando em linha reta em ritmo normal;</w:t>
-        <w:br/>
-        <w:t>d) Durante a caminhada, os sensores registrarão automaticamente a distribuição da pressão do seu pé, a temperatura e a umidade interna;</w:t>
-        <w:br/>
-        <w:t>e) Ao final, você responderá a um breve questionário opinando se achou a palmilha confortável, leve e estável para caminhar.</w:t>
-        <w:br/>
-        <w:t>Todo o procedimento é totalmente indolor, não invasivo, sem agulhas e sem uso de qualquer medicamento.</w:t>
+        <w:t>A sua participação ocorrerá em uma única sessão presencial de cerca d</w:t>
+      </w:r>
+      <w:r>
+        <w:rPr>
+          <w:rFonts w:ascii="Arial" w:hAnsi="Arial"/>
+          <w:color w:val="000000"/>
+          <w:sz w:val="19"/>
+        </w:rPr>
+        <w:t xml:space="preserve">e 20 a 30 minutos </w:t>
+      </w:r>
+      <w:proofErr w:type="gramStart"/>
+      <w:r>
+        <w:rPr>
+          <w:rFonts w:ascii="Arial" w:hAnsi="Arial"/>
+          <w:color w:val="000000"/>
+          <w:sz w:val="19"/>
+        </w:rPr>
+        <w:t>na</w:t>
+      </w:r>
+      <w:proofErr w:type="gramEnd"/>
+      <w:r>
+        <w:rPr>
+          <w:rFonts w:ascii="Arial" w:hAnsi="Arial"/>
+          <w:color w:val="000000"/>
+          <w:sz w:val="19"/>
+        </w:rPr>
+        <w:t xml:space="preserve"> </w:t>
+      </w:r>
+      <w:proofErr w:type="spellStart"/>
+      <w:r>
+        <w:rPr>
+          <w:rFonts w:ascii="Arial" w:hAnsi="Arial"/>
+          <w:color w:val="000000"/>
+          <w:sz w:val="19"/>
+        </w:rPr>
+        <w:t>Policlínica</w:t>
+      </w:r>
+      <w:proofErr w:type="spellEnd"/>
+      <w:r>
+        <w:rPr>
+          <w:rFonts w:ascii="Arial" w:hAnsi="Arial"/>
+          <w:color w:val="000000"/>
+          <w:sz w:val="19"/>
+        </w:rPr>
+        <w:t xml:space="preserve"> Piquet </w:t>
+      </w:r>
+      <w:proofErr w:type="spellStart"/>
+      <w:r>
+        <w:rPr>
+          <w:rFonts w:ascii="Arial" w:hAnsi="Arial"/>
+          <w:color w:val="000000"/>
+          <w:sz w:val="19"/>
+        </w:rPr>
+        <w:t>Carneiro</w:t>
+      </w:r>
+      <w:proofErr w:type="spellEnd"/>
+      <w:r>
+        <w:rPr>
+          <w:rFonts w:ascii="Arial" w:hAnsi="Arial"/>
+          <w:color w:val="000000"/>
+          <w:sz w:val="19"/>
+        </w:rPr>
+        <w:t xml:space="preserve"> (PPC/UERJ):</w:t>
       </w:r>
     </w:p>
     <w:p>
       <w:pPr>
-        <w:spacing w:before="120" w:after="40" w:line="276" w:lineRule="auto"/>
+        <w:spacing w:before="20" w:after="80" w:line="288" w:lineRule="auto"/>
+      </w:pPr>
+      <w:r>
+        <w:rPr>
+          <w:rFonts w:ascii="Arial" w:hAnsi="Arial"/>
+          <w:color w:val="000000"/>
+          <w:sz w:val="19"/>
+        </w:rPr>
+        <w:br/>
+        <w:t>a) Inicialmente, você responderá a perguntas simples sobre sua saúde, tempo de diabetes e numeração do seu calçado;</w:t>
+      </w:r>
+      <w:r>
+        <w:rPr>
+          <w:rFonts w:ascii="Arial" w:hAnsi="Arial"/>
+          <w:color w:val="000000"/>
+          <w:sz w:val="19"/>
+        </w:rPr>
+        <w:br/>
+        <w:t>b) Você receberá uma meia de proteção descartável nova e calçará um calçado con</w:t>
+      </w:r>
+      <w:r>
+        <w:rPr>
+          <w:rFonts w:ascii="Arial" w:hAnsi="Arial"/>
+          <w:color w:val="000000"/>
+          <w:sz w:val="19"/>
+        </w:rPr>
+        <w:t>fortável contendo a palmilha inteligente instrumentada;</w:t>
+      </w:r>
+      <w:r>
+        <w:rPr>
+          <w:rFonts w:ascii="Arial" w:hAnsi="Arial"/>
+          <w:color w:val="000000"/>
+          <w:sz w:val="19"/>
+        </w:rPr>
+        <w:br/>
+        <w:t>c) Você realizará uma caminhada curta e confortável sobre a esteira de baropodometria, primeiro ficando parado em pé por cerca de 10 segundos e depois caminhando em linha reta em ritmo normal;</w:t>
+      </w:r>
+      <w:r>
+        <w:rPr>
+          <w:rFonts w:ascii="Arial" w:hAnsi="Arial"/>
+          <w:color w:val="000000"/>
+          <w:sz w:val="19"/>
+        </w:rPr>
+        <w:br/>
+        <w:t>d) Dura</w:t>
+      </w:r>
+      <w:r>
+        <w:rPr>
+          <w:rFonts w:ascii="Arial" w:hAnsi="Arial"/>
+          <w:color w:val="000000"/>
+          <w:sz w:val="19"/>
+        </w:rPr>
+        <w:t>nte a caminhada, os sensores registrarão automaticamente a distribuição da pressão do seu pé, a temperatura e a umidade interna;</w:t>
+      </w:r>
+      <w:r>
+        <w:rPr>
+          <w:rFonts w:ascii="Arial" w:hAnsi="Arial"/>
+          <w:color w:val="000000"/>
+          <w:sz w:val="19"/>
+        </w:rPr>
+        <w:br/>
+        <w:t>e) Ao final, você responderá a um breve questionário opinando se achou a palmilha confortável, leve e estável para caminhar.</w:t>
+      </w:r>
+      <w:r>
+        <w:rPr>
+          <w:rFonts w:ascii="Arial" w:hAnsi="Arial"/>
+          <w:color w:val="000000"/>
+          <w:sz w:val="19"/>
+        </w:rPr>
+        <w:br/>
+        <w:t>To</w:t>
+      </w:r>
+      <w:r>
+        <w:rPr>
+          <w:rFonts w:ascii="Arial" w:hAnsi="Arial"/>
+          <w:color w:val="000000"/>
+          <w:sz w:val="19"/>
+        </w:rPr>
+        <w:t xml:space="preserve">do o procedimento é totalmente indolor, não invasivo, </w:t>
+      </w:r>
+      <w:proofErr w:type="gramStart"/>
+      <w:r>
+        <w:rPr>
+          <w:rFonts w:ascii="Arial" w:hAnsi="Arial"/>
+          <w:color w:val="000000"/>
+          <w:sz w:val="19"/>
+        </w:rPr>
+        <w:t>sem</w:t>
+      </w:r>
+      <w:proofErr w:type="gramEnd"/>
+      <w:r>
+        <w:rPr>
+          <w:rFonts w:ascii="Arial" w:hAnsi="Arial"/>
+          <w:color w:val="000000"/>
+          <w:sz w:val="19"/>
+        </w:rPr>
+        <w:t xml:space="preserve"> agulhas e sem uso de qualquer medicamento.</w:t>
+      </w:r>
+    </w:p>
+    <w:p>
+      <w:pPr>
+        <w:spacing w:before="120" w:after="40"/>
       </w:pPr>
       <w:r>
         <w:rPr>
@@ -145,7 +471,6 @@
     <w:p>
       <w:pPr>
         <w:spacing w:before="20" w:after="80" w:line="288" w:lineRule="auto"/>
-        <w:jc w:val="both"/>
       </w:pPr>
       <w:r>
         <w:rPr>
@@ -154,19 +479,212 @@
           <w:sz w:val="19"/>
         </w:rPr>
         <w:t>Os riscos envolvidos nesta pesquisa são considerados MÍNIMOS:</w:t>
+      </w:r>
+      <w:r>
+        <w:rPr>
+          <w:rFonts w:ascii="Arial" w:hAnsi="Arial"/>
+          <w:color w:val="000000"/>
+          <w:sz w:val="19"/>
+        </w:rPr>
         <w:br/>
-        <w:t>• Risco de leve cansaço ou desequilíbrio durante os passos: Para evitar qualquer tropeço, a caminhada é de curta distância em piso totalmente plano, sempre supervisionada de perto pelo pesquisador, que estará ao seu lado pronto para dar apoio físico.</w:t>
+        <w:t xml:space="preserve">• Risco de leve cansaço ou desequilíbrio durante </w:t>
+      </w:r>
+      <w:r>
+        <w:rPr>
+          <w:rFonts w:ascii="Arial" w:hAnsi="Arial"/>
+          <w:color w:val="000000"/>
+          <w:sz w:val="19"/>
+        </w:rPr>
+        <w:t>os passos: Para evitar qualquer tropeço, a caminhada é de curta distância em piso totalmente plano, sempre supervisionada de perto pelo pesquisador, que estará ao seu lado pronto para dar apoio físico.</w:t>
+      </w:r>
+      <w:r>
+        <w:rPr>
+          <w:rFonts w:ascii="Arial" w:hAnsi="Arial"/>
+          <w:color w:val="000000"/>
+          <w:sz w:val="19"/>
+        </w:rPr>
         <w:br/>
-        <w:t>• Segurança Elétrica e Ergonômica: O módulo de processamento eletrônico (Wemos Lolin D32) é ultraleve (pesa apenas 7,5 gramas) e é alimentado por uma pequena bateria recarregável plana de Polímero de Lítio (LiPo 3,7V e 600mAh), equipada com conector polarizado de segurança JST PH 2.0mm. O sensor térmico e de umidade (Sensirion SHT31-D) é ultraplano e miniaturizado, não causando pontos de atrito ou pressão na sola do pé. Trata-se de uma voltagem extremamente baixa, com circuito de proteção que elimina qualquer possibilidade de choque elétrico, curto-circuito ou aquecimento.</w:t>
+        <w:t>• Segurança Elétrica e Ergonômica: O módulo de process</w:t>
+      </w:r>
+      <w:r>
+        <w:rPr>
+          <w:rFonts w:ascii="Arial" w:hAnsi="Arial"/>
+          <w:color w:val="000000"/>
+          <w:sz w:val="19"/>
+        </w:rPr>
+        <w:t xml:space="preserve">amento eletrônico (Wemos Lolin D32) é ultraleve (pesa apenas 7,5 gramas) e é alimentado por uma pequena bateria recarregável plana de Polímero de Lítio (LiPo 3,7V e 600mAh), equipada com conector polarizado de segurança JST PH 2.0mm. O sensor térmico e de </w:t>
+      </w:r>
+      <w:proofErr w:type="spellStart"/>
+      <w:r>
+        <w:rPr>
+          <w:rFonts w:ascii="Arial" w:hAnsi="Arial"/>
+          <w:color w:val="000000"/>
+          <w:sz w:val="19"/>
+        </w:rPr>
+        <w:t>umidade</w:t>
+      </w:r>
+      <w:proofErr w:type="spellEnd"/>
+      <w:r>
+        <w:rPr>
+          <w:rFonts w:ascii="Arial" w:hAnsi="Arial"/>
+          <w:color w:val="000000"/>
+          <w:sz w:val="19"/>
+        </w:rPr>
+        <w:t xml:space="preserve"> </w:t>
+      </w:r>
+      <w:r>
+        <w:rPr>
+          <w:rFonts w:ascii="Arial" w:hAnsi="Arial"/>
+          <w:color w:val="000000"/>
+          <w:sz w:val="19"/>
+        </w:rPr>
+        <w:lastRenderedPageBreak/>
+        <w:t>(</w:t>
+      </w:r>
+      <w:r>
+        <w:rPr>
+          <w:rFonts w:ascii="Arial" w:hAnsi="Arial"/>
+          <w:color w:val="000000"/>
+          <w:sz w:val="19"/>
+        </w:rPr>
+        <w:t>SHT31</w:t>
+      </w:r>
+      <w:r>
+        <w:rPr>
+          <w:rFonts w:ascii="Arial" w:hAnsi="Arial"/>
+          <w:color w:val="000000"/>
+          <w:sz w:val="19"/>
+        </w:rPr>
+        <w:t xml:space="preserve">) é </w:t>
+      </w:r>
+      <w:proofErr w:type="spellStart"/>
+      <w:r>
+        <w:rPr>
+          <w:rFonts w:ascii="Arial" w:hAnsi="Arial"/>
+          <w:color w:val="000000"/>
+          <w:sz w:val="19"/>
+        </w:rPr>
+        <w:t>miniaturizado</w:t>
+      </w:r>
+      <w:proofErr w:type="spellEnd"/>
+      <w:r>
+        <w:rPr>
+          <w:rFonts w:ascii="Arial" w:hAnsi="Arial"/>
+          <w:color w:val="000000"/>
+          <w:sz w:val="19"/>
+        </w:rPr>
+        <w:t xml:space="preserve">, </w:t>
+      </w:r>
+      <w:proofErr w:type="spellStart"/>
+      <w:r>
+        <w:rPr>
+          <w:rFonts w:ascii="Arial" w:hAnsi="Arial"/>
+          <w:color w:val="000000"/>
+          <w:sz w:val="19"/>
+        </w:rPr>
+        <w:t>não</w:t>
+      </w:r>
+      <w:proofErr w:type="spellEnd"/>
+      <w:r>
+        <w:rPr>
+          <w:rFonts w:ascii="Arial" w:hAnsi="Arial"/>
+          <w:color w:val="000000"/>
+          <w:sz w:val="19"/>
+        </w:rPr>
+        <w:t xml:space="preserve"> </w:t>
+      </w:r>
+      <w:proofErr w:type="spellStart"/>
+      <w:r>
+        <w:rPr>
+          <w:rFonts w:ascii="Arial" w:hAnsi="Arial"/>
+          <w:color w:val="000000"/>
+          <w:sz w:val="19"/>
+        </w:rPr>
+        <w:t>causando</w:t>
+      </w:r>
+      <w:proofErr w:type="spellEnd"/>
+      <w:r>
+        <w:rPr>
+          <w:rFonts w:ascii="Arial" w:hAnsi="Arial"/>
+          <w:color w:val="000000"/>
+          <w:sz w:val="19"/>
+        </w:rPr>
+        <w:t xml:space="preserve"> </w:t>
+      </w:r>
+      <w:proofErr w:type="spellStart"/>
+      <w:r>
+        <w:rPr>
+          <w:rFonts w:ascii="Arial" w:hAnsi="Arial"/>
+          <w:color w:val="000000"/>
+          <w:sz w:val="19"/>
+        </w:rPr>
+        <w:t>pontos</w:t>
+      </w:r>
+      <w:proofErr w:type="spellEnd"/>
+      <w:r>
+        <w:rPr>
+          <w:rFonts w:ascii="Arial" w:hAnsi="Arial"/>
+          <w:color w:val="000000"/>
+          <w:sz w:val="19"/>
+        </w:rPr>
+        <w:t xml:space="preserve"> de atrito ou pressão </w:t>
+      </w:r>
+      <w:proofErr w:type="gramStart"/>
+      <w:r>
+        <w:rPr>
+          <w:rFonts w:ascii="Arial" w:hAnsi="Arial"/>
+          <w:color w:val="000000"/>
+          <w:sz w:val="19"/>
+        </w:rPr>
+        <w:t>na</w:t>
+      </w:r>
+      <w:proofErr w:type="gramEnd"/>
+      <w:r>
+        <w:rPr>
+          <w:rFonts w:ascii="Arial" w:hAnsi="Arial"/>
+          <w:color w:val="000000"/>
+          <w:sz w:val="19"/>
+        </w:rPr>
+        <w:t xml:space="preserve"> sola do pé. Trata-se de uma voltagem extremamente baixa, com circuito de proteção que elimina qualquer possibilidade de choque elétrico, curto-circuito ou</w:t>
+      </w:r>
+      <w:r>
+        <w:rPr>
+          <w:rFonts w:ascii="Arial" w:hAnsi="Arial"/>
+          <w:color w:val="000000"/>
+          <w:sz w:val="19"/>
+        </w:rPr>
+        <w:t xml:space="preserve"> aquecimento.</w:t>
+      </w:r>
+      <w:r>
+        <w:rPr>
+          <w:rFonts w:ascii="Arial" w:hAnsi="Arial"/>
+          <w:color w:val="000000"/>
+          <w:sz w:val="19"/>
+        </w:rPr>
         <w:br/>
         <w:t>• Biossegurança e Higiene: A palmilha é rigorosamente higienizada e desinfetada com álcool a 70% antes e após cada participante, além do uso obrigatório de meia protetora descartável de uso individual.</w:t>
+      </w:r>
+      <w:r>
+        <w:rPr>
+          <w:rFonts w:ascii="Arial" w:hAnsi="Arial"/>
+          <w:color w:val="000000"/>
+          <w:sz w:val="19"/>
+        </w:rPr>
         <w:br/>
-        <w:t>Você pode solicitar a interrupção imediata do teste a qualquer instante caso sinta qualquer incômodo.</w:t>
+        <w:t>Você pode solicitar a interrupção imedia</w:t>
+      </w:r>
+      <w:r>
+        <w:rPr>
+          <w:rFonts w:ascii="Arial" w:hAnsi="Arial"/>
+          <w:color w:val="000000"/>
+          <w:sz w:val="19"/>
+        </w:rPr>
+        <w:t>ta do teste a qualquer instante caso sinta qualquer incômodo.</w:t>
       </w:r>
     </w:p>
     <w:p>
       <w:pPr>
-        <w:spacing w:before="120" w:after="40" w:line="276" w:lineRule="auto"/>
+        <w:spacing w:before="120" w:after="40"/>
       </w:pPr>
       <w:r>
         <w:rPr>
@@ -189,12 +707,20 @@
           <w:color w:val="000000"/>
           <w:sz w:val="19"/>
         </w:rPr>
-        <w:t>A sua participação não trará uma cura direta ou benefício médico imediato no momento do teste. Todavia, a sua colaboração é indispensável para viabilizar uma tecnologia nacional de baixo custo que, integrada a modelos de Inteligência Artificial, poderá ser distribuída no SUS para alertar pacientes com diabetes antes do surgimento de feridas graves, reduzindo internações e amputações.</w:t>
+        <w:t>A sua participação não trará uma cura direta ou benefício médico imediato no momento do teste. Todavia, a sua colaboração é indispensável para viabilizar uma tecnologia</w:t>
+      </w:r>
+      <w:r>
+        <w:rPr>
+          <w:rFonts w:ascii="Arial" w:hAnsi="Arial"/>
+          <w:color w:val="000000"/>
+          <w:sz w:val="19"/>
+        </w:rPr>
+        <w:t xml:space="preserve"> nacional de baixo custo que, integrada a modelos de Inteligência Artificial, poderá ser distribuída no SUS para alertar pacientes com diabetes antes do surgimento de feridas graves, reduzindo internações e amputações.</w:t>
       </w:r>
     </w:p>
     <w:p>
       <w:pPr>
-        <w:spacing w:before="120" w:after="40" w:line="276" w:lineRule="auto"/>
+        <w:spacing w:before="120" w:after="40"/>
       </w:pPr>
       <w:r>
         <w:rPr>
@@ -203,7 +729,16 @@
           <w:color w:val="000000"/>
           <w:sz w:val="20"/>
         </w:rPr>
-        <w:t>5. GARANTIA DE SIGILO E PRIVACIDADE (LGPD)</w:t>
+        <w:t>5. GARANTIA DE SIGILO E PRIVACIDADE (</w:t>
+      </w:r>
+      <w:r>
+        <w:rPr>
+          <w:rFonts w:ascii="Arial" w:hAnsi="Arial"/>
+          <w:b/>
+          <w:color w:val="000000"/>
+          <w:sz w:val="20"/>
+        </w:rPr>
+        <w:t>LGPD)</w:t>
       </w:r>
     </w:p>
     <w:p>
@@ -217,12 +752,20 @@
           <w:color w:val="000000"/>
           <w:sz w:val="19"/>
         </w:rPr>
-        <w:t>Os dados coletados serão usados estritamente para finalidades acadêmicas e científicas. A sua privacidade é protegida por lei e pelas normas éticas do Conselho Nacional de Saúde. O seu nome, imagem ou documento pessoal jamais serão divulgados. Os dados serão identificados apenas por códigos (ex.: VOL-01) e ficarão armazenados em meio digital seguro sob a guarda do pesquisador pelo período de 5 (cinco) anos.</w:t>
+        <w:t>Os dados coletados serão usados estritamente para finalidades acadêmicas e científicas. A sua privacidade é protegida por lei e pelas normas éticas do Conselho Nacional de Saúde. O seu nome, imagem ou documento pessoal jamais serão divulgados. Os dad</w:t>
+      </w:r>
+      <w:r>
+        <w:rPr>
+          <w:rFonts w:ascii="Arial" w:hAnsi="Arial"/>
+          <w:color w:val="000000"/>
+          <w:sz w:val="19"/>
+        </w:rPr>
+        <w:t>os serão identificados apenas por códigos (ex.: VOL-01) e ficarão armazenados em meio digital seguro sob a guarda do pesquisador pelo período de 5 (cinco) anos.</w:t>
       </w:r>
     </w:p>
     <w:p>
       <w:pPr>
-        <w:spacing w:before="120" w:after="40" w:line="276" w:lineRule="auto"/>
+        <w:spacing w:before="120" w:after="40"/>
       </w:pPr>
       <w:r>
         <w:rPr>
@@ -245,12 +788,20 @@
           <w:color w:val="000000"/>
           <w:sz w:val="19"/>
         </w:rPr>
-        <w:t>A participação é totalmente voluntária. Você tem o direito de recusar-se a participar ou de desistir a qualquer momento, sem necessidade de qualquer explicação e sem que isso traga qualquer prejuízo ao seu atendimento de saúde presente ou futuro na Policlínica Piquet Carneiro ou na UERJ.</w:t>
+        <w:t>A participação é totalmente voluntária. Você tem o direito</w:t>
+      </w:r>
+      <w:r>
+        <w:rPr>
+          <w:rFonts w:ascii="Arial" w:hAnsi="Arial"/>
+          <w:color w:val="000000"/>
+          <w:sz w:val="19"/>
+        </w:rPr>
+        <w:t xml:space="preserve"> de recusar-se a participar ou de desistir a qualquer momento, sem necessidade de qualquer explicação e sem que isso traga qualquer prejuízo ao seu atendimento de saúde presente ou futuro na Policlínica Piquet Carneiro ou na UERJ.</w:t>
       </w:r>
     </w:p>
     <w:p>
       <w:pPr>
-        <w:spacing w:before="120" w:after="40" w:line="276" w:lineRule="auto"/>
+        <w:spacing w:before="120" w:after="40"/>
       </w:pPr>
       <w:r>
         <w:rPr>
@@ -259,7 +810,16 @@
           <w:color w:val="000000"/>
           <w:sz w:val="20"/>
         </w:rPr>
-        <w:t>7. CUSTOS, RESSARCIMENTO E INDENIZAÇÃO</w:t>
+        <w:t xml:space="preserve">7. CUSTOS, RESSARCIMENTO </w:t>
+      </w:r>
+      <w:r>
+        <w:rPr>
+          <w:rFonts w:ascii="Arial" w:hAnsi="Arial"/>
+          <w:b/>
+          <w:color w:val="000000"/>
+          <w:sz w:val="20"/>
+        </w:rPr>
+        <w:t>E INDENIZAÇÃO</w:t>
       </w:r>
     </w:p>
     <w:p>
@@ -273,12 +833,20 @@
           <w:color w:val="000000"/>
           <w:sz w:val="19"/>
         </w:rPr>
-        <w:t>Você não terá nenhum custo para participar deste estudo, nem receberá pagamento financeiro por sua participação voluntária. Caso haja qualquer gasto comprovado decorrente diretamente da sua ida à pesquisa (como transporte ou alimentação), você terá direito ao ressarcimento imediato e integral. Adicionalmente, fica assegurada a assistência imediata e a indenização em caso de eventuais danos comprovadamente decorrentes da pesquisa, nos termos da Resolução CNS nº 466/2012.</w:t>
+        <w:t>Você não terá nenhum custo para participar deste estudo, nem receberá pagamento financeiro por sua participação voluntária. Caso haja qualquer gasto comprovado decorrente diretamente da sua ida à pesquisa (como transporte ou alimentação), voc</w:t>
+      </w:r>
+      <w:r>
+        <w:rPr>
+          <w:rFonts w:ascii="Arial" w:hAnsi="Arial"/>
+          <w:color w:val="000000"/>
+          <w:sz w:val="19"/>
+        </w:rPr>
+        <w:t>ê terá direito ao ressarcimento imediato e integral. Adicionalmente, fica assegurada a assistência imediata e a indenização em caso de eventuais danos comprovadamente decorrentes da pesquisa, nos termos da Resolução CNS nº 466/2012.</w:t>
       </w:r>
     </w:p>
     <w:p>
       <w:pPr>
-        <w:spacing w:before="120" w:after="40" w:line="276" w:lineRule="auto"/>
+        <w:spacing w:before="120" w:after="40"/>
       </w:pPr>
       <w:r>
         <w:rPr>
@@ -287,13 +855,26 @@
           <w:color w:val="000000"/>
           <w:sz w:val="20"/>
         </w:rPr>
-        <w:t>8. DADOS DE CONTATO DO PESQUISADOR E DO CEP/HUPE</w:t>
+        <w:t xml:space="preserve">8. DADOS DE CONTATO DO </w:t>
+      </w:r>
+      <w:r>
+        <w:rPr>
+          <w:rFonts w:ascii="Arial" w:hAnsi="Arial"/>
+          <w:b/>
+          <w:color w:val="000000"/>
+          <w:sz w:val="20"/>
+        </w:rPr>
+        <w:t>PESQUISADOR E DO CEP/HUPE</w:t>
       </w:r>
     </w:p>
     <w:p>
       <w:pPr>
         <w:spacing w:before="20" w:after="80" w:line="288" w:lineRule="auto"/>
-        <w:jc w:val="both"/>
+        <w:rPr>
+          <w:rFonts w:ascii="Arial" w:hAnsi="Arial"/>
+          <w:color w:val="000000"/>
+          <w:sz w:val="19"/>
+        </w:rPr>
       </w:pPr>
       <w:r>
         <w:rPr>
@@ -301,25 +882,212 @@
           <w:color w:val="000000"/>
           <w:sz w:val="19"/>
         </w:rPr>
-        <w:t>Você receberá uma via deste documento rubricada e assinada. Em caso de dúvidas sobre o estudo, contate o pesquisador responsável:</w:t>
-        <w:br/>
-        <w:t>• Pesquisador Discente: Chrysthian Chrisley Tadeu Santos Silva</w:t>
-        <w:br/>
-        <w:t>• Orientadora: Prof.ª Dra. Rosa Maria Esteves Moreira da Costa</w:t>
-        <w:br/>
-        <w:t>• E-mail: cytchrisley@gmail.com | Programa de Pós-Graduação em Telessaúde e Saúde Digital – UERJ (Prédio CePeM, 3º andar, Vila Isabel, RJ).</w:t>
-        <w:br/>
-        <w:br/>
-        <w:t>Para considerações ou dúvidas sobre os aspectos éticos da pesquisa, contate o Comitê de Ética em Pesquisa do Hospital Universitário Pedro Ernesto (CEP/HUPE):</w:t>
-        <w:br/>
-        <w:t>• Endereço: Av. Vinte e Oito de Setembro, nº 77 – Prédio do CePeM, 2º andar, sala 33 – Vila Isabel, Rio de Janeiro – RJ – CEP: 20551-030.</w:t>
-        <w:br/>
-        <w:t>• Telefone / WhatsApp: (21) 2868-8253 | E-mail: cep@hupe.uerj.br (Segunda a sexta-feira, das 09:00h às 13:00h).</w:t>
+        <w:t xml:space="preserve">Você receberá uma via deste documento rubricada e assinada. Em caso de dúvidas sobre o estudo, </w:t>
+      </w:r>
+      <w:proofErr w:type="spellStart"/>
+      <w:r>
+        <w:rPr>
+          <w:rFonts w:ascii="Arial" w:hAnsi="Arial"/>
+          <w:color w:val="000000"/>
+          <w:sz w:val="19"/>
+        </w:rPr>
+        <w:t>contate</w:t>
+      </w:r>
+      <w:proofErr w:type="spellEnd"/>
+      <w:r>
+        <w:rPr>
+          <w:rFonts w:ascii="Arial" w:hAnsi="Arial"/>
+          <w:color w:val="000000"/>
+          <w:sz w:val="19"/>
+        </w:rPr>
+        <w:t xml:space="preserve"> o </w:t>
+      </w:r>
+      <w:proofErr w:type="spellStart"/>
+      <w:r>
+        <w:rPr>
+          <w:rFonts w:ascii="Arial" w:hAnsi="Arial"/>
+          <w:color w:val="000000"/>
+          <w:sz w:val="19"/>
+        </w:rPr>
+        <w:t>pesquisador</w:t>
+      </w:r>
+      <w:proofErr w:type="spellEnd"/>
+      <w:r>
+        <w:rPr>
+          <w:rFonts w:ascii="Arial" w:hAnsi="Arial"/>
+          <w:color w:val="000000"/>
+          <w:sz w:val="19"/>
+        </w:rPr>
+        <w:t xml:space="preserve"> </w:t>
+      </w:r>
+      <w:proofErr w:type="spellStart"/>
+      <w:r>
+        <w:rPr>
+          <w:rFonts w:ascii="Arial" w:hAnsi="Arial"/>
+          <w:color w:val="000000"/>
+          <w:sz w:val="19"/>
+        </w:rPr>
+        <w:t>responsável</w:t>
+      </w:r>
+      <w:proofErr w:type="spellEnd"/>
+      <w:r>
+        <w:rPr>
+          <w:rFonts w:ascii="Arial" w:hAnsi="Arial"/>
+          <w:color w:val="000000"/>
+          <w:sz w:val="19"/>
+        </w:rPr>
+        <w:t>:</w:t>
       </w:r>
     </w:p>
     <w:p>
       <w:pPr>
-        <w:spacing w:before="160" w:after="80" w:line="276" w:lineRule="auto"/>
+        <w:spacing w:before="20" w:after="80" w:line="288" w:lineRule="auto"/>
+      </w:pPr>
+      <w:r>
+        <w:rPr>
+          <w:rFonts w:ascii="Arial" w:hAnsi="Arial"/>
+          <w:color w:val="000000"/>
+          <w:sz w:val="19"/>
+        </w:rPr>
+        <w:br/>
+        <w:t>• Pesquisador Discente: Chrysthian Chrisley Tadeu Santos Silva</w:t>
+      </w:r>
+      <w:r>
+        <w:rPr>
+          <w:rFonts w:ascii="Arial" w:hAnsi="Arial"/>
+          <w:color w:val="000000"/>
+          <w:sz w:val="19"/>
+        </w:rPr>
+        <w:br/>
+        <w:t>• Orientadora: Prof.ª Dra. Rosa Maria</w:t>
+      </w:r>
+      <w:r>
+        <w:rPr>
+          <w:rFonts w:ascii="Arial" w:hAnsi="Arial"/>
+          <w:color w:val="000000"/>
+          <w:sz w:val="19"/>
+        </w:rPr>
+        <w:t xml:space="preserve"> Esteves Moreira da Costa</w:t>
+      </w:r>
+      <w:r>
+        <w:rPr>
+          <w:rFonts w:ascii="Arial" w:hAnsi="Arial"/>
+          <w:color w:val="000000"/>
+          <w:sz w:val="19"/>
+        </w:rPr>
+        <w:br/>
+        <w:t>• E-mail: cytchrisley@gmail.com | Programa de Pós-Graduação em Telessaúde e Saúde Digital – UERJ (Prédio CePeM, 3º andar, Vila Isabel, RJ).</w:t>
+      </w:r>
+      <w:r>
+        <w:rPr>
+          <w:rFonts w:ascii="Arial" w:hAnsi="Arial"/>
+          <w:color w:val="000000"/>
+          <w:sz w:val="19"/>
+        </w:rPr>
+        <w:br/>
+      </w:r>
+      <w:r>
+        <w:rPr>
+          <w:rFonts w:ascii="Arial" w:hAnsi="Arial"/>
+          <w:color w:val="000000"/>
+          <w:sz w:val="19"/>
+        </w:rPr>
+        <w:br/>
+        <w:t>Para considerações ou dúvidas sobre os aspectos éticos da pesquisa, contate o Comitê de É</w:t>
+      </w:r>
+      <w:r>
+        <w:rPr>
+          <w:rFonts w:ascii="Arial" w:hAnsi="Arial"/>
+          <w:color w:val="000000"/>
+          <w:sz w:val="19"/>
+        </w:rPr>
+        <w:t>tica em Pesquisa do Hospital Universitário Pedro Ernesto (CEP/HUPE):</w:t>
+      </w:r>
+      <w:r>
+        <w:rPr>
+          <w:rFonts w:ascii="Arial" w:hAnsi="Arial"/>
+          <w:color w:val="000000"/>
+          <w:sz w:val="19"/>
+        </w:rPr>
+        <w:br/>
+        <w:t>• Endereço: Av. Vinte e Oito de Setembro, nº 77 – Prédio do CePeM, 2º andar, sala 33 – Vila Isabel, Rio de Janeiro – RJ – CEP: 20551-030.</w:t>
+      </w:r>
+      <w:r>
+        <w:rPr>
+          <w:rFonts w:ascii="Arial" w:hAnsi="Arial"/>
+          <w:color w:val="000000"/>
+          <w:sz w:val="19"/>
+        </w:rPr>
+        <w:br/>
+        <w:t>• Telefone / WhatsApp: (21) 2868-8253 | E-mail: c</w:t>
+      </w:r>
+      <w:r>
+        <w:rPr>
+          <w:rFonts w:ascii="Arial" w:hAnsi="Arial"/>
+          <w:color w:val="000000"/>
+          <w:sz w:val="19"/>
+        </w:rPr>
+        <w:t>ep@hupe.uerj.br (Segunda a sexta-feira, das 09:00h às 13:00h).</w:t>
+      </w:r>
+    </w:p>
+    <w:p>
+      <w:pPr>
+        <w:spacing w:before="160" w:after="80"/>
+        <w:jc w:val="center"/>
+        <w:rPr>
+          <w:rFonts w:ascii="Arial" w:hAnsi="Arial"/>
+          <w:b/>
+          <w:sz w:val="21"/>
+        </w:rPr>
+      </w:pPr>
+    </w:p>
+    <w:p>
+      <w:pPr>
+        <w:spacing w:before="160" w:after="80"/>
+        <w:jc w:val="center"/>
+        <w:rPr>
+          <w:rFonts w:ascii="Arial" w:hAnsi="Arial"/>
+          <w:b/>
+          <w:sz w:val="21"/>
+        </w:rPr>
+      </w:pPr>
+    </w:p>
+    <w:p>
+      <w:pPr>
+        <w:spacing w:before="160" w:after="80"/>
+        <w:jc w:val="center"/>
+        <w:rPr>
+          <w:rFonts w:ascii="Arial" w:hAnsi="Arial"/>
+          <w:b/>
+          <w:sz w:val="21"/>
+        </w:rPr>
+      </w:pPr>
+    </w:p>
+    <w:p>
+      <w:pPr>
+        <w:spacing w:before="160" w:after="80"/>
+        <w:jc w:val="center"/>
+        <w:rPr>
+          <w:rFonts w:ascii="Arial" w:hAnsi="Arial"/>
+          <w:b/>
+          <w:sz w:val="21"/>
+        </w:rPr>
+      </w:pPr>
+    </w:p>
+    <w:p>
+      <w:pPr>
+        <w:spacing w:before="160" w:after="80"/>
+        <w:jc w:val="center"/>
+        <w:rPr>
+          <w:rFonts w:ascii="Arial" w:hAnsi="Arial"/>
+          <w:b/>
+          <w:sz w:val="21"/>
+        </w:rPr>
+      </w:pPr>
+    </w:p>
+    <w:p>
+      <w:pPr>
+        <w:spacing w:before="160" w:after="80"/>
         <w:jc w:val="center"/>
       </w:pPr>
       <w:r>
@@ -328,6 +1096,7 @@
           <w:b/>
           <w:sz w:val="21"/>
         </w:rPr>
+        <w:lastRenderedPageBreak/>
         <w:t>DECLARAÇÃO DE CONSENTIMENTO PÓS-ESCLARECIDO</w:t>
       </w:r>
     </w:p>
@@ -337,23 +1106,74 @@
         <w:jc w:val="both"/>
       </w:pPr>
       <w:r>
-        <w:t>Eu, ______________________________________________________________________, declaro que li e compreendi as informações acima descritas sobre a pesquisa “Arquitetura de baixo custo para monitoramento preventivo do pé diabético: calibração com baropodômetro e prova de conceito na Policlínica Piquet Carneiro”. Fui devidamente informado(a) dos objetivos, métodos, riscos mínimos e potenciais benefícios. Tive a oportunidade de fazer perguntas e obtive respostas claras. Concordo voluntariamente em participar deste estudo, ciente de que posso revogar meu consentimento a qualquer instante sem sofrer qualquer penalidade.</w:t>
+        <w:t xml:space="preserve">Eu, ______________________________________________________________________, declaro que li e compreendi as informações acima descritas sobre a </w:t>
+      </w:r>
+      <w:r>
+        <w:t>pesquisa “Arquitetura de baixo custo para monitoramento preventivo do pé diabético: calibração com baropodômetro e prova de conceito na Policlínica Piquet Carneiro”. Fui devidamente informado(a) dos objetivos, métodos, riscos mínimos e potenciais benefício</w:t>
+      </w:r>
+      <w:r>
+        <w:t>s. Tive a oportunidade de fazer perguntas e obtive respostas claras. Concordo voluntariamente em participar deste estudo, ciente de que posso revogar meu consentimento a qualquer instante sem sofrer qualquer penalidade.</w:t>
       </w:r>
     </w:p>
     <w:tbl>
       <w:tblPr>
-        <w:tblW w:type="auto" w:w="0"/>
+        <w:tblW w:w="0" w:type="auto"/>
         <w:jc w:val="center"/>
-        <w:tblLook w:firstColumn="1" w:firstRow="1" w:lastColumn="0" w:lastRow="0" w:noHBand="0" w:noVBand="1" w:val="04A0"/>
+        <w:tblLook w:val="04A0"/>
       </w:tblPr>
       <w:tblGrid>
-        <w:gridCol w:w="4896"/>
-        <w:gridCol w:w="4896"/>
+        <w:gridCol w:w="4824"/>
+        <w:gridCol w:w="4824"/>
       </w:tblGrid>
       <w:tr>
+        <w:trPr>
+          <w:jc w:val="center"/>
+        </w:trPr>
         <w:tc>
           <w:tcPr>
-            <w:tcW w:type="dxa" w:w="4824"/>
+            <w:tcW w:w="4824" w:type="dxa"/>
+          </w:tcPr>
+          <w:p>
+            <w:pPr>
+              <w:jc w:val="center"/>
+            </w:pPr>
+            <w:r>
+              <w:rPr>
+                <w:sz w:val="18"/>
+              </w:rPr>
+              <w:t>____________________________________</w:t>
+            </w:r>
+            <w:r>
+              <w:rPr>
+                <w:sz w:val="18"/>
+              </w:rPr>
+              <w:t>_</w:t>
+            </w:r>
+            <w:r>
+              <w:rPr>
+                <w:sz w:val="18"/>
+              </w:rPr>
+              <w:br/>
+              <w:t>Assinatura do(a) Participante Voluntário(a)</w:t>
+            </w:r>
+            <w:r>
+              <w:rPr>
+                <w:sz w:val="18"/>
+              </w:rPr>
+              <w:br/>
+            </w:r>
+            <w:r>
+              <w:rPr>
+                <w:sz w:val="18"/>
+              </w:rPr>
+              <w:br/>
+              <w:t>Data: _____ / _____ / 2026</w:t>
+            </w:r>
+          </w:p>
+        </w:tc>
+        <w:tc>
+          <w:tcPr>
+            <w:tcW w:w="4824" w:type="dxa"/>
           </w:tcPr>
           <w:p>
             <w:pPr>
@@ -364,31 +1184,25 @@
                 <w:sz w:val="18"/>
               </w:rPr>
               <w:t>_____________________________________</w:t>
-              <w:br/>
-              <w:t>Assinatura do(a) Participante Voluntário(a)</w:t>
-              <w:br/>
-              <w:br/>
-              <w:t>Data: _____ / _____ / 2026</w:t>
             </w:r>
-          </w:p>
-        </w:tc>
-        <w:tc>
-          <w:tcPr>
-            <w:tcW w:type="dxa" w:w="4824"/>
-          </w:tcPr>
-          <w:p>
-            <w:pPr>
-              <w:jc w:val="center"/>
-            </w:pPr>
             <w:r>
               <w:rPr>
                 <w:sz w:val="18"/>
               </w:rPr>
-              <w:t>_____________________________________</w:t>
               <w:br/>
               <w:t>Chrysthian Chrisley Tadeu Santos Silva</w:t>
+            </w:r>
+            <w:r>
+              <w:rPr>
+                <w:sz w:val="18"/>
+              </w:rPr>
               <w:br/>
               <w:t>Pesquisador Responsável</w:t>
+            </w:r>
+            <w:r>
+              <w:rPr>
+                <w:sz w:val="18"/>
+              </w:rPr>
               <w:br/>
               <w:t>Data: _____ / _____ / 2026</w:t>
             </w:r>
@@ -401,14 +1215,6 @@
         <w:spacing w:before="200" w:after="0" w:line="240" w:lineRule="auto"/>
         <w:jc w:val="center"/>
       </w:pPr>
-      <w:r>
-        <w:rPr>
-          <w:rFonts w:ascii="Arial" w:hAnsi="Arial"/>
-          <w:b/>
-          <w:sz w:val="16"/>
-        </w:rPr>
-        <w:t>AO FINAL DO PREENCHIMENTO, MANTER TODO O ARQUIVO NA FORMATAÇÃO EM COR PRETA!</w:t>
-      </w:r>
     </w:p>
     <w:sectPr>
       <w:pgSz w:w="12240" w:h="15840"/>
@@ -421,7 +1227,7 @@
 </file>
 
 <file path=word/numbering.xml><?xml version="1.0" encoding="utf-8"?>
-<w:numbering xmlns:wpc="http://schemas.microsoft.com/office/word/2010/wordprocessingCanvas" xmlns:mo="http://schemas.microsoft.com/office/mac/office/2008/main" xmlns:mc="http://schemas.openxmlformats.org/markup-compatibility/2006" xmlns:mv="urn:schemas-microsoft-com:mac:vml" xmlns:o="urn:schemas-microsoft-com:office:office" xmlns:r="http://schemas.openxmlformats.org/officeDocument/2006/relationships" xmlns:m="http://schemas.openxmlformats.org/officeDocument/2006/math" xmlns:v="urn:schemas-microsoft-com:vml" xmlns:wp14="http://schemas.microsoft.com/office/word/2010/wordprocessingDrawing" xmlns:wp="http://schemas.openxmlformats.org/drawingml/2006/wordprocessingDrawing" xmlns:w10="urn:schemas-microsoft-com:office:word" xmlns:w="http://schemas.openxmlformats.org/wordprocessingml/2006/main" xmlns:w14="http://schemas.microsoft.com/office/word/2010/wordml" xmlns:wpg="http://schemas.microsoft.com/office/word/2010/wordprocessingGroup" xmlns:wpi="http://schemas.microsoft.com/office/word/2010/wordprocessingInk" xmlns:wne="http://schemas.microsoft.com/office/word/2006/wordml" xmlns:wps="http://schemas.microsoft.com/office/word/2010/wordprocessingShape" mc:Ignorable="w14 wp14">
+<w:numbering xmlns:ve="http://schemas.openxmlformats.org/markup-compatibility/2006" xmlns:o="urn:schemas-microsoft-com:office:office" xmlns:r="http://schemas.openxmlformats.org/officeDocument/2006/relationships" xmlns:m="http://schemas.openxmlformats.org/officeDocument/2006/math" xmlns:v="urn:schemas-microsoft-com:vml" xmlns:wp="http://schemas.openxmlformats.org/drawingml/2006/wordprocessingDrawing" xmlns:w10="urn:schemas-microsoft-com:office:word" xmlns:w="http://schemas.openxmlformats.org/wordprocessingml/2006/main" xmlns:wne="http://schemas.microsoft.com/office/word/2006/wordml">
   <w:abstractNum w:abstractNumId="0">
     <w:nsid w:val="FFFFFF7C"/>
     <w:multiLevelType w:val="singleLevel"/>
@@ -463,7 +1269,7 @@
     <w:lvl w:ilvl="0">
       <w:start w:val="1"/>
       <w:numFmt w:val="decimal"/>
-      <w:pStyle w:val="ListNumber3"/>
+      <w:pStyle w:val="Numerada3"/>
       <w:lvlText w:val="%1."/>
       <w:lvlJc w:val="left"/>
       <w:pPr>
@@ -481,7 +1287,7 @@
     <w:lvl w:ilvl="0">
       <w:start w:val="1"/>
       <w:numFmt w:val="decimal"/>
-      <w:pStyle w:val="ListNumber2"/>
+      <w:pStyle w:val="Numerada2"/>
       <w:lvlText w:val="%1."/>
       <w:lvlJc w:val="left"/>
       <w:pPr>
@@ -519,7 +1325,7 @@
     <w:lvl w:ilvl="0">
       <w:start w:val="1"/>
       <w:numFmt w:val="bullet"/>
-      <w:pStyle w:val="ListBullet3"/>
+      <w:pStyle w:val="Commarcadores3"/>
       <w:lvlText w:val=""/>
       <w:lvlJc w:val="left"/>
       <w:pPr>
@@ -540,7 +1346,7 @@
     <w:lvl w:ilvl="0">
       <w:start w:val="1"/>
       <w:numFmt w:val="bullet"/>
-      <w:pStyle w:val="ListBullet2"/>
+      <w:pStyle w:val="Commarcadores2"/>
       <w:lvlText w:val=""/>
       <w:lvlJc w:val="left"/>
       <w:pPr>
@@ -561,7 +1367,7 @@
     <w:lvl w:ilvl="0">
       <w:start w:val="1"/>
       <w:numFmt w:val="decimal"/>
-      <w:pStyle w:val="ListNumber"/>
+      <w:pStyle w:val="Numerada"/>
       <w:lvlText w:val="%1."/>
       <w:lvlJc w:val="left"/>
       <w:pPr>
@@ -579,7 +1385,7 @@
     <w:lvl w:ilvl="0">
       <w:start w:val="1"/>
       <w:numFmt w:val="bullet"/>
-      <w:pStyle w:val="ListBullet"/>
+      <w:pStyle w:val="Commarcadores"/>
       <w:lvlText w:val=""/>
       <w:lvlJc w:val="left"/>
       <w:pPr>
@@ -624,7 +1430,7 @@
 </file>
 
 <file path=word/styles.xml><?xml version="1.0" encoding="utf-8"?>
-<w:styles xmlns:mc="http://schemas.openxmlformats.org/markup-compatibility/2006" xmlns:r="http://schemas.openxmlformats.org/officeDocument/2006/relationships" xmlns:w="http://schemas.openxmlformats.org/wordprocessingml/2006/main" xmlns:w14="http://schemas.microsoft.com/office/word/2010/wordml" mc:Ignorable="w14">
+<w:styles xmlns:r="http://schemas.openxmlformats.org/officeDocument/2006/relationships" xmlns:w="http://schemas.openxmlformats.org/wordprocessingml/2006/main">
   <w:docDefaults>
     <w:rPrDefault>
       <w:rPr>
@@ -640,7 +1446,7 @@
       </w:pPr>
     </w:pPrDefault>
   </w:docDefaults>
-  <w:latentStyles w:defLockedState="0" w:defUIPriority="99" w:defSemiHidden="1" w:defUnhideWhenUsed="1" w:defQFormat="0" w:count="276">
+  <w:latentStyles w:defLockedState="0" w:defUIPriority="99" w:defSemiHidden="1" w:defUnhideWhenUsed="1" w:defQFormat="0" w:count="267">
     <w:lsdException w:name="Normal" w:semiHidden="0" w:uiPriority="0" w:unhideWhenUsed="0" w:qFormat="1"/>
     <w:lsdException w:name="heading 1" w:semiHidden="0" w:uiPriority="9" w:unhideWhenUsed="0" w:qFormat="1"/>
     <w:lsdException w:name="heading 2" w:uiPriority="9" w:qFormat="1"/>
@@ -784,55 +1590,11 @@
     <w:qFormat/>
     <w:rsid w:val="00FC693F"/>
   </w:style>
-  <w:style w:type="paragraph" w:styleId="Header">
-    <w:name w:val="header"/>
-    <w:basedOn w:val="Normal"/>
-    <w:link w:val="HeaderChar"/>
-    <w:uiPriority w:val="99"/>
-    <w:unhideWhenUsed/>
-    <w:rsid w:val="00E618BF"/>
-    <w:pPr>
-      <w:tabs>
-        <w:tab w:val="center" w:pos="4680"/>
-        <w:tab w:val="right" w:pos="9360"/>
-      </w:tabs>
-      <w:spacing w:after="0" w:line="240" w:lineRule="auto"/>
-    </w:pPr>
-  </w:style>
-  <w:style w:type="character" w:customStyle="1" w:styleId="HeaderChar">
-    <w:name w:val="Header Char"/>
-    <w:basedOn w:val="DefaultParagraphFont"/>
-    <w:link w:val="Header"/>
-    <w:uiPriority w:val="99"/>
-    <w:rsid w:val="00E618BF"/>
-  </w:style>
-  <w:style w:type="paragraph" w:styleId="Footer">
-    <w:name w:val="footer"/>
-    <w:basedOn w:val="Normal"/>
-    <w:link w:val="FooterChar"/>
-    <w:uiPriority w:val="99"/>
-    <w:unhideWhenUsed/>
-    <w:rsid w:val="00E618BF"/>
-    <w:pPr>
-      <w:tabs>
-        <w:tab w:val="center" w:pos="4680"/>
-        <w:tab w:val="right" w:pos="9360"/>
-      </w:tabs>
-      <w:spacing w:after="0" w:line="240" w:lineRule="auto"/>
-    </w:pPr>
-  </w:style>
-  <w:style w:type="character" w:customStyle="1" w:styleId="FooterChar">
-    <w:name w:val="Footer Char"/>
-    <w:basedOn w:val="DefaultParagraphFont"/>
-    <w:link w:val="Footer"/>
-    <w:uiPriority w:val="99"/>
-    <w:rsid w:val="00E618BF"/>
-  </w:style>
-  <w:style w:type="paragraph" w:styleId="Heading1">
+  <w:style w:type="paragraph" w:styleId="Ttulo1">
     <w:name w:val="heading 1"/>
     <w:basedOn w:val="Normal"/>
     <w:next w:val="Normal"/>
-    <w:link w:val="Heading1Char"/>
+    <w:link w:val="Ttulo1Char"/>
     <w:uiPriority w:val="9"/>
     <w:qFormat/>
     <w:rsid w:val="00FC693F"/>
@@ -851,11 +1613,11 @@
       <w:szCs w:val="28"/>
     </w:rPr>
   </w:style>
-  <w:style w:type="paragraph" w:styleId="Heading2">
+  <w:style w:type="paragraph" w:styleId="Ttulo2">
     <w:name w:val="heading 2"/>
     <w:basedOn w:val="Normal"/>
     <w:next w:val="Normal"/>
-    <w:link w:val="Heading2Char"/>
+    <w:link w:val="Ttulo2Char"/>
     <w:uiPriority w:val="9"/>
     <w:unhideWhenUsed/>
     <w:qFormat/>
@@ -875,11 +1637,11 @@
       <w:szCs w:val="26"/>
     </w:rPr>
   </w:style>
-  <w:style w:type="paragraph" w:styleId="Heading3">
+  <w:style w:type="paragraph" w:styleId="Ttulo3">
     <w:name w:val="heading 3"/>
     <w:basedOn w:val="Normal"/>
     <w:next w:val="Normal"/>
-    <w:link w:val="Heading3Char"/>
+    <w:link w:val="Ttulo3Char"/>
     <w:uiPriority w:val="9"/>
     <w:unhideWhenUsed/>
     <w:qFormat/>
@@ -897,11 +1659,11 @@
       <w:color w:val="4F81BD" w:themeColor="accent1"/>
     </w:rPr>
   </w:style>
-  <w:style w:type="paragraph" w:styleId="Heading4">
+  <w:style w:type="paragraph" w:styleId="Ttulo4">
     <w:name w:val="heading 4"/>
     <w:basedOn w:val="Normal"/>
     <w:next w:val="Normal"/>
-    <w:link w:val="Heading4Char"/>
+    <w:link w:val="Ttulo4Char"/>
     <w:uiPriority w:val="9"/>
     <w:semiHidden/>
     <w:unhideWhenUsed/>
@@ -922,11 +1684,11 @@
       <w:color w:val="4F81BD" w:themeColor="accent1"/>
     </w:rPr>
   </w:style>
-  <w:style w:type="paragraph" w:styleId="Heading5">
+  <w:style w:type="paragraph" w:styleId="Ttulo5">
     <w:name w:val="heading 5"/>
     <w:basedOn w:val="Normal"/>
     <w:next w:val="Normal"/>
-    <w:link w:val="Heading5Char"/>
+    <w:link w:val="Ttulo5Char"/>
     <w:uiPriority w:val="9"/>
     <w:semiHidden/>
     <w:unhideWhenUsed/>
@@ -943,11 +1705,11 @@
       <w:color w:val="243F60" w:themeColor="accent1" w:themeShade="7F"/>
     </w:rPr>
   </w:style>
-  <w:style w:type="paragraph" w:styleId="Heading6">
+  <w:style w:type="paragraph" w:styleId="Ttulo6">
     <w:name w:val="heading 6"/>
     <w:basedOn w:val="Normal"/>
     <w:next w:val="Normal"/>
-    <w:link w:val="Heading6Char"/>
+    <w:link w:val="Ttulo6Char"/>
     <w:uiPriority w:val="9"/>
     <w:semiHidden/>
     <w:unhideWhenUsed/>
@@ -966,11 +1728,11 @@
       <w:color w:val="243F60" w:themeColor="accent1" w:themeShade="7F"/>
     </w:rPr>
   </w:style>
-  <w:style w:type="paragraph" w:styleId="Heading7">
+  <w:style w:type="paragraph" w:styleId="Ttulo7">
     <w:name w:val="heading 7"/>
     <w:basedOn w:val="Normal"/>
     <w:next w:val="Normal"/>
-    <w:link w:val="Heading7Char"/>
+    <w:link w:val="Ttulo7Char"/>
     <w:uiPriority w:val="9"/>
     <w:semiHidden/>
     <w:unhideWhenUsed/>
@@ -989,11 +1751,11 @@
       <w:color w:val="404040" w:themeColor="text1" w:themeTint="BF"/>
     </w:rPr>
   </w:style>
-  <w:style w:type="paragraph" w:styleId="Heading8">
+  <w:style w:type="paragraph" w:styleId="Ttulo8">
     <w:name w:val="heading 8"/>
     <w:basedOn w:val="Normal"/>
     <w:next w:val="Normal"/>
-    <w:link w:val="Heading8Char"/>
+    <w:link w:val="Ttulo8Char"/>
     <w:uiPriority w:val="9"/>
     <w:semiHidden/>
     <w:unhideWhenUsed/>
@@ -1012,11 +1774,11 @@
       <w:szCs w:val="20"/>
     </w:rPr>
   </w:style>
-  <w:style w:type="paragraph" w:styleId="Heading9">
+  <w:style w:type="paragraph" w:styleId="Ttulo9">
     <w:name w:val="heading 9"/>
     <w:basedOn w:val="Normal"/>
     <w:next w:val="Normal"/>
-    <w:link w:val="Heading9Char"/>
+    <w:link w:val="Ttulo9Char"/>
     <w:uiPriority w:val="9"/>
     <w:semiHidden/>
     <w:unhideWhenUsed/>
@@ -1037,17 +1799,18 @@
       <w:szCs w:val="20"/>
     </w:rPr>
   </w:style>
-  <w:style w:type="character" w:default="1" w:styleId="DefaultParagraphFont">
+  <w:style w:type="character" w:default="1" w:styleId="Fontepargpadro">
     <w:name w:val="Default Paragraph Font"/>
     <w:uiPriority w:val="1"/>
     <w:semiHidden/>
     <w:unhideWhenUsed/>
   </w:style>
-  <w:style w:type="table" w:default="1" w:styleId="TableNormal">
+  <w:style w:type="table" w:default="1" w:styleId="Tabelanormal">
     <w:name w:val="Normal Table"/>
     <w:uiPriority w:val="99"/>
     <w:semiHidden/>
     <w:unhideWhenUsed/>
+    <w:qFormat/>
     <w:tblPr>
       <w:tblInd w:w="0" w:type="dxa"/>
       <w:tblCellMar>
@@ -1058,13 +1821,57 @@
       </w:tblCellMar>
     </w:tblPr>
   </w:style>
-  <w:style w:type="numbering" w:default="1" w:styleId="NoList">
+  <w:style w:type="numbering" w:default="1" w:styleId="Semlista">
     <w:name w:val="No List"/>
     <w:uiPriority w:val="99"/>
     <w:semiHidden/>
     <w:unhideWhenUsed/>
   </w:style>
-  <w:style w:type="paragraph" w:styleId="NoSpacing">
+  <w:style w:type="paragraph" w:styleId="Cabealho">
+    <w:name w:val="header"/>
+    <w:basedOn w:val="Normal"/>
+    <w:link w:val="CabealhoChar"/>
+    <w:uiPriority w:val="99"/>
+    <w:unhideWhenUsed/>
+    <w:rsid w:val="00E618BF"/>
+    <w:pPr>
+      <w:tabs>
+        <w:tab w:val="center" w:pos="4680"/>
+        <w:tab w:val="right" w:pos="9360"/>
+      </w:tabs>
+      <w:spacing w:after="0" w:line="240" w:lineRule="auto"/>
+    </w:pPr>
+  </w:style>
+  <w:style w:type="character" w:customStyle="1" w:styleId="CabealhoChar">
+    <w:name w:val="Cabeçalho Char"/>
+    <w:basedOn w:val="Fontepargpadro"/>
+    <w:link w:val="Cabealho"/>
+    <w:uiPriority w:val="99"/>
+    <w:rsid w:val="00E618BF"/>
+  </w:style>
+  <w:style w:type="paragraph" w:styleId="Rodap">
+    <w:name w:val="footer"/>
+    <w:basedOn w:val="Normal"/>
+    <w:link w:val="RodapChar"/>
+    <w:uiPriority w:val="99"/>
+    <w:unhideWhenUsed/>
+    <w:rsid w:val="00E618BF"/>
+    <w:pPr>
+      <w:tabs>
+        <w:tab w:val="center" w:pos="4680"/>
+        <w:tab w:val="right" w:pos="9360"/>
+      </w:tabs>
+      <w:spacing w:after="0" w:line="240" w:lineRule="auto"/>
+    </w:pPr>
+  </w:style>
+  <w:style w:type="character" w:customStyle="1" w:styleId="RodapChar">
+    <w:name w:val="Rodapé Char"/>
+    <w:basedOn w:val="Fontepargpadro"/>
+    <w:link w:val="Rodap"/>
+    <w:uiPriority w:val="99"/>
+    <w:rsid w:val="00E618BF"/>
+  </w:style>
+  <w:style w:type="paragraph" w:styleId="SemEspaamento">
     <w:name w:val="No Spacing"/>
     <w:uiPriority w:val="1"/>
     <w:qFormat/>
@@ -1073,10 +1880,10 @@
       <w:spacing w:after="0" w:line="240" w:lineRule="auto"/>
     </w:pPr>
   </w:style>
-  <w:style w:type="character" w:customStyle="1" w:styleId="Heading1Char">
-    <w:name w:val="Heading 1 Char"/>
-    <w:basedOn w:val="DefaultParagraphFont"/>
-    <w:link w:val="Heading1"/>
+  <w:style w:type="character" w:customStyle="1" w:styleId="Ttulo1Char">
+    <w:name w:val="Título 1 Char"/>
+    <w:basedOn w:val="Fontepargpadro"/>
+    <w:link w:val="Ttulo1"/>
     <w:uiPriority w:val="9"/>
     <w:rsid w:val="00FC693F"/>
     <w:rPr>
@@ -1088,10 +1895,10 @@
       <w:szCs w:val="28"/>
     </w:rPr>
   </w:style>
-  <w:style w:type="character" w:customStyle="1" w:styleId="Heading2Char">
-    <w:name w:val="Heading 2 Char"/>
-    <w:basedOn w:val="DefaultParagraphFont"/>
-    <w:link w:val="Heading2"/>
+  <w:style w:type="character" w:customStyle="1" w:styleId="Ttulo2Char">
+    <w:name w:val="Título 2 Char"/>
+    <w:basedOn w:val="Fontepargpadro"/>
+    <w:link w:val="Ttulo2"/>
     <w:uiPriority w:val="9"/>
     <w:rsid w:val="00FC693F"/>
     <w:rPr>
@@ -1103,10 +1910,10 @@
       <w:szCs w:val="26"/>
     </w:rPr>
   </w:style>
-  <w:style w:type="character" w:customStyle="1" w:styleId="Heading3Char">
-    <w:name w:val="Heading 3 Char"/>
-    <w:basedOn w:val="DefaultParagraphFont"/>
-    <w:link w:val="Heading3"/>
+  <w:style w:type="character" w:customStyle="1" w:styleId="Ttulo3Char">
+    <w:name w:val="Título 3 Char"/>
+    <w:basedOn w:val="Fontepargpadro"/>
+    <w:link w:val="Ttulo3"/>
     <w:uiPriority w:val="9"/>
     <w:rsid w:val="00FC693F"/>
     <w:rPr>
@@ -1116,11 +1923,11 @@
       <w:color w:val="4F81BD" w:themeColor="accent1"/>
     </w:rPr>
   </w:style>
-  <w:style w:type="paragraph" w:styleId="Title">
+  <w:style w:type="paragraph" w:styleId="Ttulo">
     <w:name w:val="Title"/>
     <w:basedOn w:val="Normal"/>
     <w:next w:val="Normal"/>
-    <w:link w:val="TitleChar"/>
+    <w:link w:val="TtuloChar"/>
     <w:uiPriority w:val="10"/>
     <w:qFormat/>
     <w:rsid w:val="00FC693F"/>
@@ -1140,10 +1947,10 @@
       <w:szCs w:val="52"/>
     </w:rPr>
   </w:style>
-  <w:style w:type="character" w:customStyle="1" w:styleId="TitleChar">
-    <w:name w:val="Title Char"/>
-    <w:basedOn w:val="DefaultParagraphFont"/>
-    <w:link w:val="Title"/>
+  <w:style w:type="character" w:customStyle="1" w:styleId="TtuloChar">
+    <w:name w:val="Título Char"/>
+    <w:basedOn w:val="Fontepargpadro"/>
+    <w:link w:val="Ttulo"/>
     <w:uiPriority w:val="10"/>
     <w:rsid w:val="00FC693F"/>
     <w:rPr>
@@ -1155,11 +1962,11 @@
       <w:szCs w:val="52"/>
     </w:rPr>
   </w:style>
-  <w:style w:type="paragraph" w:styleId="Subtitle">
+  <w:style w:type="paragraph" w:styleId="Subttulo">
     <w:name w:val="Subtitle"/>
     <w:basedOn w:val="Normal"/>
     <w:next w:val="Normal"/>
-    <w:link w:val="SubtitleChar"/>
+    <w:link w:val="SubttuloChar"/>
     <w:uiPriority w:val="11"/>
     <w:qFormat/>
     <w:rsid w:val="00FC693F"/>
@@ -1178,10 +1985,10 @@
       <w:szCs w:val="24"/>
     </w:rPr>
   </w:style>
-  <w:style w:type="character" w:customStyle="1" w:styleId="SubtitleChar">
-    <w:name w:val="Subtitle Char"/>
-    <w:basedOn w:val="DefaultParagraphFont"/>
-    <w:link w:val="Subtitle"/>
+  <w:style w:type="character" w:customStyle="1" w:styleId="SubttuloChar">
+    <w:name w:val="Subtítulo Char"/>
+    <w:basedOn w:val="Fontepargpadro"/>
+    <w:link w:val="Subttulo"/>
     <w:uiPriority w:val="11"/>
     <w:rsid w:val="00FC693F"/>
     <w:rPr>
@@ -1194,7 +2001,7 @@
       <w:szCs w:val="24"/>
     </w:rPr>
   </w:style>
-  <w:style w:type="paragraph" w:styleId="ListParagraph">
+  <w:style w:type="paragraph" w:styleId="PargrafodaLista">
     <w:name w:val="List Paragraph"/>
     <w:basedOn w:val="Normal"/>
     <w:uiPriority w:val="34"/>
@@ -1205,10 +2012,10 @@
       <w:contextualSpacing/>
     </w:pPr>
   </w:style>
-  <w:style w:type="paragraph" w:styleId="BodyText">
+  <w:style w:type="paragraph" w:styleId="Corpodetexto">
     <w:name w:val="Body Text"/>
     <w:basedOn w:val="Normal"/>
-    <w:link w:val="BodyTextChar"/>
+    <w:link w:val="CorpodetextoChar"/>
     <w:uiPriority w:val="99"/>
     <w:unhideWhenUsed/>
     <w:rsid w:val="00AA1D8D"/>
@@ -1216,17 +2023,17 @@
       <w:spacing w:after="120"/>
     </w:pPr>
   </w:style>
-  <w:style w:type="character" w:customStyle="1" w:styleId="BodyTextChar">
-    <w:name w:val="Body Text Char"/>
-    <w:basedOn w:val="DefaultParagraphFont"/>
-    <w:link w:val="BodyText"/>
+  <w:style w:type="character" w:customStyle="1" w:styleId="CorpodetextoChar">
+    <w:name w:val="Corpo de texto Char"/>
+    <w:basedOn w:val="Fontepargpadro"/>
+    <w:link w:val="Corpodetexto"/>
     <w:uiPriority w:val="99"/>
     <w:rsid w:val="00AA1D8D"/>
   </w:style>
-  <w:style w:type="paragraph" w:styleId="BodyText2">
+  <w:style w:type="paragraph" w:styleId="Corpodetexto2">
     <w:name w:val="Body Text 2"/>
     <w:basedOn w:val="Normal"/>
-    <w:link w:val="BodyText2Char"/>
+    <w:link w:val="Corpodetexto2Char"/>
     <w:uiPriority w:val="99"/>
     <w:unhideWhenUsed/>
     <w:rsid w:val="00AA1D8D"/>
@@ -1234,17 +2041,17 @@
       <w:spacing w:after="120" w:line="480" w:lineRule="auto"/>
     </w:pPr>
   </w:style>
-  <w:style w:type="character" w:customStyle="1" w:styleId="BodyText2Char">
-    <w:name w:val="Body Text 2 Char"/>
-    <w:basedOn w:val="DefaultParagraphFont"/>
-    <w:link w:val="BodyText2"/>
+  <w:style w:type="character" w:customStyle="1" w:styleId="Corpodetexto2Char">
+    <w:name w:val="Corpo de texto 2 Char"/>
+    <w:basedOn w:val="Fontepargpadro"/>
+    <w:link w:val="Corpodetexto2"/>
     <w:uiPriority w:val="99"/>
     <w:rsid w:val="00AA1D8D"/>
   </w:style>
-  <w:style w:type="paragraph" w:styleId="BodyText3">
+  <w:style w:type="paragraph" w:styleId="Corpodetexto3">
     <w:name w:val="Body Text 3"/>
     <w:basedOn w:val="Normal"/>
-    <w:link w:val="BodyText3Char"/>
+    <w:link w:val="Corpodetexto3Char"/>
     <w:uiPriority w:val="99"/>
     <w:unhideWhenUsed/>
     <w:rsid w:val="00AA1D8D"/>
@@ -1256,10 +2063,10 @@
       <w:szCs w:val="16"/>
     </w:rPr>
   </w:style>
-  <w:style w:type="character" w:customStyle="1" w:styleId="BodyText3Char">
-    <w:name w:val="Body Text 3 Char"/>
-    <w:basedOn w:val="DefaultParagraphFont"/>
-    <w:link w:val="BodyText3"/>
+  <w:style w:type="character" w:customStyle="1" w:styleId="Corpodetexto3Char">
+    <w:name w:val="Corpo de texto 3 Char"/>
+    <w:basedOn w:val="Fontepargpadro"/>
+    <w:link w:val="Corpodetexto3"/>
     <w:uiPriority w:val="99"/>
     <w:rsid w:val="00AA1D8D"/>
     <w:rPr>
@@ -1267,7 +2074,7 @@
       <w:szCs w:val="16"/>
     </w:rPr>
   </w:style>
-  <w:style w:type="paragraph" w:styleId="List">
+  <w:style w:type="paragraph" w:styleId="Lista">
     <w:name w:val="List"/>
     <w:basedOn w:val="Normal"/>
     <w:uiPriority w:val="99"/>
@@ -1278,7 +2085,7 @@
       <w:contextualSpacing/>
     </w:pPr>
   </w:style>
-  <w:style w:type="paragraph" w:styleId="List2">
+  <w:style w:type="paragraph" w:styleId="Lista2">
     <w:name w:val="List 2"/>
     <w:basedOn w:val="Normal"/>
     <w:uiPriority w:val="99"/>
@@ -1289,7 +2096,7 @@
       <w:contextualSpacing/>
     </w:pPr>
   </w:style>
-  <w:style w:type="paragraph" w:styleId="List3">
+  <w:style w:type="paragraph" w:styleId="Lista3">
     <w:name w:val="List 3"/>
     <w:basedOn w:val="Normal"/>
     <w:uiPriority w:val="99"/>
@@ -1300,7 +2107,7 @@
       <w:contextualSpacing/>
     </w:pPr>
   </w:style>
-  <w:style w:type="paragraph" w:styleId="ListBullet">
+  <w:style w:type="paragraph" w:styleId="Commarcadores">
     <w:name w:val="List Bullet"/>
     <w:basedOn w:val="Normal"/>
     <w:uiPriority w:val="99"/>
@@ -1313,7 +2120,7 @@
       <w:contextualSpacing/>
     </w:pPr>
   </w:style>
-  <w:style w:type="paragraph" w:styleId="ListBullet2">
+  <w:style w:type="paragraph" w:styleId="Commarcadores2">
     <w:name w:val="List Bullet 2"/>
     <w:basedOn w:val="Normal"/>
     <w:uiPriority w:val="99"/>
@@ -1326,7 +2133,7 @@
       <w:contextualSpacing/>
     </w:pPr>
   </w:style>
-  <w:style w:type="paragraph" w:styleId="ListBullet3">
+  <w:style w:type="paragraph" w:styleId="Commarcadores3">
     <w:name w:val="List Bullet 3"/>
     <w:basedOn w:val="Normal"/>
     <w:uiPriority w:val="99"/>
@@ -1339,7 +2146,7 @@
       <w:contextualSpacing/>
     </w:pPr>
   </w:style>
-  <w:style w:type="paragraph" w:styleId="ListNumber">
+  <w:style w:type="paragraph" w:styleId="Numerada">
     <w:name w:val="List Number"/>
     <w:basedOn w:val="Normal"/>
     <w:uiPriority w:val="99"/>
@@ -1352,7 +2159,7 @@
       <w:contextualSpacing/>
     </w:pPr>
   </w:style>
-  <w:style w:type="paragraph" w:styleId="ListNumber2">
+  <w:style w:type="paragraph" w:styleId="Numerada2">
     <w:name w:val="List Number 2"/>
     <w:basedOn w:val="Normal"/>
     <w:uiPriority w:val="99"/>
@@ -1365,7 +2172,7 @@
       <w:contextualSpacing/>
     </w:pPr>
   </w:style>
-  <w:style w:type="paragraph" w:styleId="ListNumber3">
+  <w:style w:type="paragraph" w:styleId="Numerada3">
     <w:name w:val="List Number 3"/>
     <w:basedOn w:val="Normal"/>
     <w:uiPriority w:val="99"/>
@@ -1378,7 +2185,7 @@
       <w:contextualSpacing/>
     </w:pPr>
   </w:style>
-  <w:style w:type="paragraph" w:styleId="ListContinue">
+  <w:style w:type="paragraph" w:styleId="Listadecontinuao">
     <w:name w:val="List Continue"/>
     <w:basedOn w:val="Normal"/>
     <w:uiPriority w:val="99"/>
@@ -1390,7 +2197,7 @@
       <w:contextualSpacing/>
     </w:pPr>
   </w:style>
-  <w:style w:type="paragraph" w:styleId="ListContinue2">
+  <w:style w:type="paragraph" w:styleId="Listadecontinuao2">
     <w:name w:val="List Continue 2"/>
     <w:basedOn w:val="Normal"/>
     <w:uiPriority w:val="99"/>
@@ -1402,7 +2209,7 @@
       <w:contextualSpacing/>
     </w:pPr>
   </w:style>
-  <w:style w:type="paragraph" w:styleId="ListContinue3">
+  <w:style w:type="paragraph" w:styleId="Listadecontinuao3">
     <w:name w:val="List Continue 3"/>
     <w:basedOn w:val="Normal"/>
     <w:uiPriority w:val="99"/>
@@ -1414,9 +2221,9 @@
       <w:contextualSpacing/>
     </w:pPr>
   </w:style>
-  <w:style w:type="paragraph" w:styleId="MacroText">
+  <w:style w:type="paragraph" w:styleId="Textodemacro">
     <w:name w:val="macro"/>
-    <w:link w:val="MacroTextChar"/>
+    <w:link w:val="TextodemacroChar"/>
     <w:uiPriority w:val="99"/>
     <w:unhideWhenUsed/>
     <w:rsid w:val="0029639D"/>
@@ -1437,10 +2244,10 @@
       <w:szCs w:val="20"/>
     </w:rPr>
   </w:style>
-  <w:style w:type="character" w:customStyle="1" w:styleId="MacroTextChar">
-    <w:name w:val="Macro Text Char"/>
-    <w:basedOn w:val="DefaultParagraphFont"/>
-    <w:link w:val="MacroText"/>
+  <w:style w:type="character" w:customStyle="1" w:styleId="TextodemacroChar">
+    <w:name w:val="Texto de macro Char"/>
+    <w:basedOn w:val="Fontepargpadro"/>
+    <w:link w:val="Textodemacro"/>
     <w:uiPriority w:val="99"/>
     <w:rsid w:val="0029639D"/>
     <w:rPr>
@@ -1449,11 +2256,11 @@
       <w:szCs w:val="20"/>
     </w:rPr>
   </w:style>
-  <w:style w:type="paragraph" w:styleId="Quote">
+  <w:style w:type="paragraph" w:styleId="Citao">
     <w:name w:val="Quote"/>
     <w:basedOn w:val="Normal"/>
     <w:next w:val="Normal"/>
-    <w:link w:val="QuoteChar"/>
+    <w:link w:val="CitaoChar"/>
     <w:uiPriority w:val="29"/>
     <w:qFormat/>
     <w:rsid w:val="00FC693F"/>
@@ -1463,10 +2270,10 @@
       <w:color w:val="000000" w:themeColor="text1"/>
     </w:rPr>
   </w:style>
-  <w:style w:type="character" w:customStyle="1" w:styleId="QuoteChar">
-    <w:name w:val="Quote Char"/>
-    <w:basedOn w:val="DefaultParagraphFont"/>
-    <w:link w:val="Quote"/>
+  <w:style w:type="character" w:customStyle="1" w:styleId="CitaoChar">
+    <w:name w:val="Citação Char"/>
+    <w:basedOn w:val="Fontepargpadro"/>
+    <w:link w:val="Citao"/>
     <w:uiPriority w:val="29"/>
     <w:rsid w:val="00FC693F"/>
     <w:rPr>
@@ -1475,10 +2282,10 @@
       <w:color w:val="000000" w:themeColor="text1"/>
     </w:rPr>
   </w:style>
-  <w:style w:type="character" w:customStyle="1" w:styleId="Heading4Char">
-    <w:name w:val="Heading 4 Char"/>
-    <w:basedOn w:val="DefaultParagraphFont"/>
-    <w:link w:val="Heading4"/>
+  <w:style w:type="character" w:customStyle="1" w:styleId="Ttulo4Char">
+    <w:name w:val="Título 4 Char"/>
+    <w:basedOn w:val="Fontepargpadro"/>
+    <w:link w:val="Ttulo4"/>
     <w:uiPriority w:val="9"/>
     <w:semiHidden/>
     <w:rsid w:val="00FC693F"/>
@@ -1491,10 +2298,10 @@
       <w:color w:val="4F81BD" w:themeColor="accent1"/>
     </w:rPr>
   </w:style>
-  <w:style w:type="character" w:customStyle="1" w:styleId="Heading5Char">
-    <w:name w:val="Heading 5 Char"/>
-    <w:basedOn w:val="DefaultParagraphFont"/>
-    <w:link w:val="Heading5"/>
+  <w:style w:type="character" w:customStyle="1" w:styleId="Ttulo5Char">
+    <w:name w:val="Título 5 Char"/>
+    <w:basedOn w:val="Fontepargpadro"/>
+    <w:link w:val="Ttulo5"/>
     <w:uiPriority w:val="9"/>
     <w:semiHidden/>
     <w:rsid w:val="00FC693F"/>
@@ -1503,10 +2310,10 @@
       <w:color w:val="243F60" w:themeColor="accent1" w:themeShade="7F"/>
     </w:rPr>
   </w:style>
-  <w:style w:type="character" w:customStyle="1" w:styleId="Heading6Char">
-    <w:name w:val="Heading 6 Char"/>
-    <w:basedOn w:val="DefaultParagraphFont"/>
-    <w:link w:val="Heading6"/>
+  <w:style w:type="character" w:customStyle="1" w:styleId="Ttulo6Char">
+    <w:name w:val="Título 6 Char"/>
+    <w:basedOn w:val="Fontepargpadro"/>
+    <w:link w:val="Ttulo6"/>
     <w:uiPriority w:val="9"/>
     <w:semiHidden/>
     <w:rsid w:val="00FC693F"/>
@@ -1517,10 +2324,10 @@
       <w:color w:val="243F60" w:themeColor="accent1" w:themeShade="7F"/>
     </w:rPr>
   </w:style>
-  <w:style w:type="character" w:customStyle="1" w:styleId="Heading7Char">
-    <w:name w:val="Heading 7 Char"/>
-    <w:basedOn w:val="DefaultParagraphFont"/>
-    <w:link w:val="Heading7"/>
+  <w:style w:type="character" w:customStyle="1" w:styleId="Ttulo7Char">
+    <w:name w:val="Título 7 Char"/>
+    <w:basedOn w:val="Fontepargpadro"/>
+    <w:link w:val="Ttulo7"/>
     <w:uiPriority w:val="9"/>
     <w:semiHidden/>
     <w:rsid w:val="00FC693F"/>
@@ -1531,10 +2338,10 @@
       <w:color w:val="404040" w:themeColor="text1" w:themeTint="BF"/>
     </w:rPr>
   </w:style>
-  <w:style w:type="character" w:customStyle="1" w:styleId="Heading8Char">
-    <w:name w:val="Heading 8 Char"/>
-    <w:basedOn w:val="DefaultParagraphFont"/>
-    <w:link w:val="Heading8"/>
+  <w:style w:type="character" w:customStyle="1" w:styleId="Ttulo8Char">
+    <w:name w:val="Título 8 Char"/>
+    <w:basedOn w:val="Fontepargpadro"/>
+    <w:link w:val="Ttulo8"/>
     <w:uiPriority w:val="9"/>
     <w:semiHidden/>
     <w:rsid w:val="00FC693F"/>
@@ -1545,10 +2352,10 @@
       <w:szCs w:val="20"/>
     </w:rPr>
   </w:style>
-  <w:style w:type="character" w:customStyle="1" w:styleId="Heading9Char">
-    <w:name w:val="Heading 9 Char"/>
-    <w:basedOn w:val="DefaultParagraphFont"/>
-    <w:link w:val="Heading9"/>
+  <w:style w:type="character" w:customStyle="1" w:styleId="Ttulo9Char">
+    <w:name w:val="Título 9 Char"/>
+    <w:basedOn w:val="Fontepargpadro"/>
+    <w:link w:val="Ttulo9"/>
     <w:uiPriority w:val="9"/>
     <w:semiHidden/>
     <w:rsid w:val="00FC693F"/>
@@ -1561,7 +2368,7 @@
       <w:szCs w:val="20"/>
     </w:rPr>
   </w:style>
-  <w:style w:type="paragraph" w:styleId="Caption">
+  <w:style w:type="paragraph" w:styleId="Legenda">
     <w:name w:val="caption"/>
     <w:basedOn w:val="Normal"/>
     <w:next w:val="Normal"/>
@@ -1581,9 +2388,9 @@
       <w:szCs w:val="18"/>
     </w:rPr>
   </w:style>
-  <w:style w:type="character" w:styleId="Strong">
+  <w:style w:type="character" w:styleId="Forte">
     <w:name w:val="Strong"/>
-    <w:basedOn w:val="DefaultParagraphFont"/>
+    <w:basedOn w:val="Fontepargpadro"/>
     <w:uiPriority w:val="22"/>
     <w:qFormat/>
     <w:rsid w:val="00FC693F"/>
@@ -1592,9 +2399,9 @@
       <w:bCs/>
     </w:rPr>
   </w:style>
-  <w:style w:type="character" w:styleId="Emphasis">
+  <w:style w:type="character" w:styleId="nfase">
     <w:name w:val="Emphasis"/>
-    <w:basedOn w:val="DefaultParagraphFont"/>
+    <w:basedOn w:val="Fontepargpadro"/>
     <w:uiPriority w:val="20"/>
     <w:qFormat/>
     <w:rsid w:val="00FC693F"/>
@@ -1603,11 +2410,11 @@
       <w:iCs/>
     </w:rPr>
   </w:style>
-  <w:style w:type="paragraph" w:styleId="IntenseQuote">
+  <w:style w:type="paragraph" w:styleId="CitaoIntensa">
     <w:name w:val="Intense Quote"/>
     <w:basedOn w:val="Normal"/>
     <w:next w:val="Normal"/>
-    <w:link w:val="IntenseQuoteChar"/>
+    <w:link w:val="CitaoIntensaChar"/>
     <w:uiPriority w:val="30"/>
     <w:qFormat/>
     <w:rsid w:val="00FC693F"/>
@@ -1626,10 +2433,10 @@
       <w:color w:val="4F81BD" w:themeColor="accent1"/>
     </w:rPr>
   </w:style>
-  <w:style w:type="character" w:customStyle="1" w:styleId="IntenseQuoteChar">
-    <w:name w:val="Intense Quote Char"/>
-    <w:basedOn w:val="DefaultParagraphFont"/>
-    <w:link w:val="IntenseQuote"/>
+  <w:style w:type="character" w:customStyle="1" w:styleId="CitaoIntensaChar">
+    <w:name w:val="Citação Intensa Char"/>
+    <w:basedOn w:val="Fontepargpadro"/>
+    <w:link w:val="CitaoIntensa"/>
     <w:uiPriority w:val="30"/>
     <w:rsid w:val="00FC693F"/>
     <w:rPr>
@@ -1640,9 +2447,9 @@
       <w:color w:val="4F81BD" w:themeColor="accent1"/>
     </w:rPr>
   </w:style>
-  <w:style w:type="character" w:styleId="SubtleEmphasis">
+  <w:style w:type="character" w:styleId="nfaseSutil">
     <w:name w:val="Subtle Emphasis"/>
-    <w:basedOn w:val="DefaultParagraphFont"/>
+    <w:basedOn w:val="Fontepargpadro"/>
     <w:uiPriority w:val="19"/>
     <w:qFormat/>
     <w:rsid w:val="00FC693F"/>
@@ -1652,9 +2459,9 @@
       <w:color w:val="808080" w:themeColor="text1" w:themeTint="7F"/>
     </w:rPr>
   </w:style>
-  <w:style w:type="character" w:styleId="IntenseEmphasis">
+  <w:style w:type="character" w:styleId="nfaseIntensa">
     <w:name w:val="Intense Emphasis"/>
-    <w:basedOn w:val="DefaultParagraphFont"/>
+    <w:basedOn w:val="Fontepargpadro"/>
     <w:uiPriority w:val="21"/>
     <w:qFormat/>
     <w:rsid w:val="00FC693F"/>
@@ -1666,9 +2473,9 @@
       <w:color w:val="4F81BD" w:themeColor="accent1"/>
     </w:rPr>
   </w:style>
-  <w:style w:type="character" w:styleId="SubtleReference">
+  <w:style w:type="character" w:styleId="RefernciaSutil">
     <w:name w:val="Subtle Reference"/>
-    <w:basedOn w:val="DefaultParagraphFont"/>
+    <w:basedOn w:val="Fontepargpadro"/>
     <w:uiPriority w:val="31"/>
     <w:qFormat/>
     <w:rsid w:val="00FC693F"/>
@@ -1678,9 +2485,9 @@
       <w:u w:val="single"/>
     </w:rPr>
   </w:style>
-  <w:style w:type="character" w:styleId="IntenseReference">
+  <w:style w:type="character" w:styleId="RefernciaIntensa">
     <w:name w:val="Intense Reference"/>
-    <w:basedOn w:val="DefaultParagraphFont"/>
+    <w:basedOn w:val="Fontepargpadro"/>
     <w:uiPriority w:val="32"/>
     <w:qFormat/>
     <w:rsid w:val="00FC693F"/>
@@ -1693,9 +2500,9 @@
       <w:u w:val="single"/>
     </w:rPr>
   </w:style>
-  <w:style w:type="character" w:styleId="BookTitle">
+  <w:style w:type="character" w:styleId="TtulodoLivro">
     <w:name w:val="Book Title"/>
-    <w:basedOn w:val="DefaultParagraphFont"/>
+    <w:basedOn w:val="Fontepargpadro"/>
     <w:uiPriority w:val="33"/>
     <w:qFormat/>
     <w:rsid w:val="00FC693F"/>
@@ -1706,9 +2513,9 @@
       <w:spacing w:val="5"/>
     </w:rPr>
   </w:style>
-  <w:style w:type="paragraph" w:styleId="TOCHeading">
+  <w:style w:type="paragraph" w:styleId="CabealhodoSumrio">
     <w:name w:val="TOC Heading"/>
-    <w:basedOn w:val="Heading1"/>
+    <w:basedOn w:val="Ttulo1"/>
     <w:next w:val="Normal"/>
     <w:uiPriority w:val="39"/>
     <w:semiHidden/>
@@ -1719,9 +2526,9 @@
       <w:outlineLvl w:val="9"/>
     </w:pPr>
   </w:style>
-  <w:style w:type="table" w:styleId="TableGrid">
+  <w:style w:type="table" w:styleId="Tabelacomgrade">
     <w:name w:val="Table Grid"/>
-    <w:basedOn w:val="TableNormal"/>
+    <w:basedOn w:val="Tabelanormal"/>
     <w:uiPriority w:val="59"/>
     <w:rsid w:val="00FC693F"/>
     <w:pPr>
@@ -1745,9 +2552,9 @@
       </w:tblCellMar>
     </w:tblPr>
   </w:style>
-  <w:style w:type="table" w:styleId="LightShading">
+  <w:style w:type="table" w:styleId="SombreamentoClaro">
     <w:name w:val="Light Shading"/>
-    <w:basedOn w:val="TableNormal"/>
+    <w:basedOn w:val="Tabelanormal"/>
     <w:uiPriority w:val="60"/>
     <w:rsid w:val="00FC693F"/>
     <w:pPr>
@@ -1848,9 +2655,9 @@
       </w:tcPr>
     </w:tblStylePr>
   </w:style>
-  <w:style w:type="table" w:styleId="LightShading-Accent1">
+  <w:style w:type="table" w:styleId="SombreamentoClaro-nfase1">
     <w:name w:val="Light Shading Accent 1"/>
-    <w:basedOn w:val="TableNormal"/>
+    <w:basedOn w:val="Tabelanormal"/>
     <w:uiPriority w:val="60"/>
     <w:rsid w:val="00FC693F"/>
     <w:pPr>
@@ -1951,9 +2758,9 @@
       </w:tcPr>
     </w:tblStylePr>
   </w:style>
-  <w:style w:type="table" w:styleId="LightShading-Accent2">
+  <w:style w:type="table" w:styleId="SombreamentoClaro-nfase2">
     <w:name w:val="Light Shading Accent 2"/>
-    <w:basedOn w:val="TableNormal"/>
+    <w:basedOn w:val="Tabelanormal"/>
     <w:uiPriority w:val="60"/>
     <w:rsid w:val="00FC693F"/>
     <w:pPr>
@@ -2054,9 +2861,9 @@
       </w:tcPr>
     </w:tblStylePr>
   </w:style>
-  <w:style w:type="table" w:styleId="LightShading-Accent3">
+  <w:style w:type="table" w:styleId="SombreamentoClaro-nfase3">
     <w:name w:val="Light Shading Accent 3"/>
-    <w:basedOn w:val="TableNormal"/>
+    <w:basedOn w:val="Tabelanormal"/>
     <w:uiPriority w:val="60"/>
     <w:rsid w:val="00FC693F"/>
     <w:pPr>
@@ -2157,9 +2964,9 @@
       </w:tcPr>
     </w:tblStylePr>
   </w:style>
-  <w:style w:type="table" w:styleId="LightShading-Accent4">
+  <w:style w:type="table" w:styleId="SombreamentoClaro-nfase4">
     <w:name w:val="Light Shading Accent 4"/>
-    <w:basedOn w:val="TableNormal"/>
+    <w:basedOn w:val="Tabelanormal"/>
     <w:uiPriority w:val="60"/>
     <w:rsid w:val="00FC693F"/>
     <w:pPr>
@@ -2260,9 +3067,9 @@
       </w:tcPr>
     </w:tblStylePr>
   </w:style>
-  <w:style w:type="table" w:styleId="LightShading-Accent5">
+  <w:style w:type="table" w:styleId="SombreamentoClaro-nfase5">
     <w:name w:val="Light Shading Accent 5"/>
-    <w:basedOn w:val="TableNormal"/>
+    <w:basedOn w:val="Tabelanormal"/>
     <w:uiPriority w:val="60"/>
     <w:rsid w:val="00FC693F"/>
     <w:pPr>
@@ -2363,9 +3170,9 @@
       </w:tcPr>
     </w:tblStylePr>
   </w:style>
-  <w:style w:type="table" w:styleId="LightShading-Accent6">
+  <w:style w:type="table" w:styleId="SombreamentoClaro-nfase6">
     <w:name w:val="Light Shading Accent 6"/>
-    <w:basedOn w:val="TableNormal"/>
+    <w:basedOn w:val="Tabelanormal"/>
     <w:uiPriority w:val="60"/>
     <w:rsid w:val="00FC693F"/>
     <w:pPr>
@@ -2466,9 +3273,9 @@
       </w:tcPr>
     </w:tblStylePr>
   </w:style>
-  <w:style w:type="table" w:styleId="LightList">
+  <w:style w:type="table" w:styleId="ListaClara">
     <w:name w:val="Light List"/>
-    <w:basedOn w:val="TableNormal"/>
+    <w:basedOn w:val="Tabelanormal"/>
     <w:uiPriority w:val="61"/>
     <w:rsid w:val="00FC693F"/>
     <w:pPr>
@@ -2558,9 +3365,9 @@
       </w:tcPr>
     </w:tblStylePr>
   </w:style>
-  <w:style w:type="table" w:styleId="LightList-Accent1">
+  <w:style w:type="table" w:styleId="ListaClara-nfase1">
     <w:name w:val="Light List Accent 1"/>
-    <w:basedOn w:val="TableNormal"/>
+    <w:basedOn w:val="Tabelanormal"/>
     <w:uiPriority w:val="61"/>
     <w:rsid w:val="00FC693F"/>
     <w:pPr>
@@ -2650,9 +3457,9 @@
       </w:tcPr>
     </w:tblStylePr>
   </w:style>
-  <w:style w:type="table" w:styleId="LightList-Accent2">
+  <w:style w:type="table" w:styleId="ListaClara-nfase2">
     <w:name w:val="Light List Accent 2"/>
-    <w:basedOn w:val="TableNormal"/>
+    <w:basedOn w:val="Tabelanormal"/>
     <w:uiPriority w:val="61"/>
     <w:rsid w:val="00CB0664"/>
     <w:pPr>
@@ -2742,9 +3549,9 @@
       </w:tcPr>
     </w:tblStylePr>
   </w:style>
-  <w:style w:type="table" w:styleId="LightList-Accent3">
+  <w:style w:type="table" w:styleId="ListaClara-nfase3">
     <w:name w:val="Light List Accent 3"/>
-    <w:basedOn w:val="TableNormal"/>
+    <w:basedOn w:val="Tabelanormal"/>
     <w:uiPriority w:val="61"/>
     <w:rsid w:val="00CB0664"/>
     <w:pPr>
@@ -2834,9 +3641,9 @@
       </w:tcPr>
     </w:tblStylePr>
   </w:style>
-  <w:style w:type="table" w:styleId="LightList-Accent4">
+  <w:style w:type="table" w:styleId="ListaClara-nfase4">
     <w:name w:val="Light List Accent 4"/>
-    <w:basedOn w:val="TableNormal"/>
+    <w:basedOn w:val="Tabelanormal"/>
     <w:uiPriority w:val="61"/>
     <w:rsid w:val="00CB0664"/>
     <w:pPr>
@@ -2926,9 +3733,9 @@
       </w:tcPr>
     </w:tblStylePr>
   </w:style>
-  <w:style w:type="table" w:styleId="LightList-Accent5">
+  <w:style w:type="table" w:styleId="ListaClara-nfase5">
     <w:name w:val="Light List Accent 5"/>
-    <w:basedOn w:val="TableNormal"/>
+    <w:basedOn w:val="Tabelanormal"/>
     <w:uiPriority w:val="61"/>
     <w:rsid w:val="00CB0664"/>
     <w:pPr>
@@ -3018,9 +3825,9 @@
       </w:tcPr>
     </w:tblStylePr>
   </w:style>
-  <w:style w:type="table" w:styleId="LightList-Accent6">
+  <w:style w:type="table" w:styleId="ListaClara-nfase6">
     <w:name w:val="Light List Accent 6"/>
-    <w:basedOn w:val="TableNormal"/>
+    <w:basedOn w:val="Tabelanormal"/>
     <w:uiPriority w:val="61"/>
     <w:rsid w:val="00CB0664"/>
     <w:pPr>
@@ -3110,9 +3917,9 @@
       </w:tcPr>
     </w:tblStylePr>
   </w:style>
-  <w:style w:type="table" w:styleId="LightGrid">
+  <w:style w:type="table" w:styleId="GradeClara">
     <w:name w:val="Light Grid"/>
-    <w:basedOn w:val="TableNormal"/>
+    <w:basedOn w:val="Tabelanormal"/>
     <w:uiPriority w:val="62"/>
     <w:rsid w:val="00CB0664"/>
     <w:pPr>
@@ -3240,9 +4047,9 @@
       </w:tcPr>
     </w:tblStylePr>
   </w:style>
-  <w:style w:type="table" w:styleId="LightGrid-Accent1">
+  <w:style w:type="table" w:styleId="GradeClara-nfase1">
     <w:name w:val="Light Grid Accent 1"/>
-    <w:basedOn w:val="TableNormal"/>
+    <w:basedOn w:val="Tabelanormal"/>
     <w:uiPriority w:val="62"/>
     <w:rsid w:val="00CB0664"/>
     <w:pPr>
@@ -3370,9 +4177,9 @@
       </w:tcPr>
     </w:tblStylePr>
   </w:style>
-  <w:style w:type="table" w:styleId="LightGrid-Accent2">
+  <w:style w:type="table" w:styleId="GradeClara-nfase2">
     <w:name w:val="Light Grid Accent 2"/>
-    <w:basedOn w:val="TableNormal"/>
+    <w:basedOn w:val="Tabelanormal"/>
     <w:uiPriority w:val="62"/>
     <w:rsid w:val="00CB0664"/>
     <w:pPr>
@@ -3500,9 +4307,9 @@
       </w:tcPr>
     </w:tblStylePr>
   </w:style>
-  <w:style w:type="table" w:styleId="LightGrid-Accent3">
+  <w:style w:type="table" w:styleId="GradeClara-nfase3">
     <w:name w:val="Light Grid Accent 3"/>
-    <w:basedOn w:val="TableNormal"/>
+    <w:basedOn w:val="Tabelanormal"/>
     <w:uiPriority w:val="62"/>
     <w:rsid w:val="00CB0664"/>
     <w:pPr>
@@ -3630,9 +4437,9 @@
       </w:tcPr>
     </w:tblStylePr>
   </w:style>
-  <w:style w:type="table" w:styleId="LightGrid-Accent4">
+  <w:style w:type="table" w:styleId="GradeClara-nfase4">
     <w:name w:val="Light Grid Accent 4"/>
-    <w:basedOn w:val="TableNormal"/>
+    <w:basedOn w:val="Tabelanormal"/>
     <w:uiPriority w:val="62"/>
     <w:rsid w:val="00CB0664"/>
     <w:pPr>
@@ -3760,9 +4567,9 @@
       </w:tcPr>
     </w:tblStylePr>
   </w:style>
-  <w:style w:type="table" w:styleId="LightGrid-Accent5">
+  <w:style w:type="table" w:styleId="GradeClara-nfase5">
     <w:name w:val="Light Grid Accent 5"/>
-    <w:basedOn w:val="TableNormal"/>
+    <w:basedOn w:val="Tabelanormal"/>
     <w:uiPriority w:val="62"/>
     <w:rsid w:val="00CB0664"/>
     <w:pPr>
@@ -3890,9 +4697,9 @@
       </w:tcPr>
     </w:tblStylePr>
   </w:style>
-  <w:style w:type="table" w:styleId="LightGrid-Accent6">
+  <w:style w:type="table" w:styleId="GradeClara-nfase6">
     <w:name w:val="Light Grid Accent 6"/>
-    <w:basedOn w:val="TableNormal"/>
+    <w:basedOn w:val="Tabelanormal"/>
     <w:uiPriority w:val="62"/>
     <w:rsid w:val="00CB0664"/>
     <w:pPr>
@@ -4020,9 +4827,9 @@
       </w:tcPr>
     </w:tblStylePr>
   </w:style>
-  <w:style w:type="table" w:styleId="MediumShading1">
+  <w:style w:type="table" w:styleId="SombreamentoMdio1">
     <w:name w:val="Medium Shading 1"/>
-    <w:basedOn w:val="TableNormal"/>
+    <w:basedOn w:val="Tabelanormal"/>
     <w:uiPriority w:val="63"/>
     <w:rsid w:val="00CB0664"/>
     <w:pPr>
@@ -4126,9 +4933,9 @@
       </w:tcPr>
     </w:tblStylePr>
   </w:style>
-  <w:style w:type="table" w:styleId="MediumShading1-Accent1">
+  <w:style w:type="table" w:styleId="SombreamentoMdio1-nfase1">
     <w:name w:val="Medium Shading 1 Accent 1"/>
-    <w:basedOn w:val="TableNormal"/>
+    <w:basedOn w:val="Tabelanormal"/>
     <w:uiPriority w:val="63"/>
     <w:rsid w:val="00CB0664"/>
     <w:pPr>
@@ -4232,9 +5039,9 @@
       </w:tcPr>
     </w:tblStylePr>
   </w:style>
-  <w:style w:type="table" w:styleId="MediumShading1-Accent2">
+  <w:style w:type="table" w:styleId="SombreamentoMdio1-nfase2">
     <w:name w:val="Medium Shading 1 Accent 2"/>
-    <w:basedOn w:val="TableNormal"/>
+    <w:basedOn w:val="Tabelanormal"/>
     <w:uiPriority w:val="63"/>
     <w:rsid w:val="00CB0664"/>
     <w:pPr>
@@ -4338,9 +5145,9 @@
       </w:tcPr>
     </w:tblStylePr>
   </w:style>
-  <w:style w:type="table" w:styleId="MediumShading1-Accent3">
+  <w:style w:type="table" w:styleId="SombreamentoMdio1-nfase3">
     <w:name w:val="Medium Shading 1 Accent 3"/>
-    <w:basedOn w:val="TableNormal"/>
+    <w:basedOn w:val="Tabelanormal"/>
     <w:uiPriority w:val="63"/>
     <w:rsid w:val="00CB0664"/>
     <w:pPr>
@@ -4444,9 +5251,9 @@
       </w:tcPr>
     </w:tblStylePr>
   </w:style>
-  <w:style w:type="table" w:styleId="MediumShading1-Accent4">
+  <w:style w:type="table" w:styleId="SombreamentoMdio1-nfase4">
     <w:name w:val="Medium Shading 1 Accent 4"/>
-    <w:basedOn w:val="TableNormal"/>
+    <w:basedOn w:val="Tabelanormal"/>
     <w:uiPriority w:val="63"/>
     <w:rsid w:val="00CB0664"/>
     <w:pPr>
@@ -4550,9 +5357,9 @@
       </w:tcPr>
     </w:tblStylePr>
   </w:style>
-  <w:style w:type="table" w:styleId="MediumShading1-Accent5">
+  <w:style w:type="table" w:styleId="SombreamentoMdio1-nfase5">
     <w:name w:val="Medium Shading 1 Accent 5"/>
-    <w:basedOn w:val="TableNormal"/>
+    <w:basedOn w:val="Tabelanormal"/>
     <w:uiPriority w:val="63"/>
     <w:rsid w:val="00CB0664"/>
     <w:pPr>
@@ -4656,9 +5463,9 @@
       </w:tcPr>
     </w:tblStylePr>
   </w:style>
-  <w:style w:type="table" w:styleId="MediumShading1-Accent6">
+  <w:style w:type="table" w:styleId="SombreamentoMdio1-nfase6">
     <w:name w:val="Medium Shading 1 Accent 6"/>
-    <w:basedOn w:val="TableNormal"/>
+    <w:basedOn w:val="Tabelanormal"/>
     <w:uiPriority w:val="63"/>
     <w:rsid w:val="00CB0664"/>
     <w:pPr>
@@ -4762,9 +5569,9 @@
       </w:tcPr>
     </w:tblStylePr>
   </w:style>
-  <w:style w:type="table" w:styleId="MediumShading2">
+  <w:style w:type="table" w:styleId="SombreamentoMdio2">
     <w:name w:val="Medium Shading 2"/>
-    <w:basedOn w:val="TableNormal"/>
+    <w:basedOn w:val="Tabelanormal"/>
     <w:uiPriority w:val="64"/>
     <w:rsid w:val="00CB0664"/>
     <w:pPr>
@@ -4911,9 +5718,9 @@
       </w:tcPr>
     </w:tblStylePr>
   </w:style>
-  <w:style w:type="table" w:styleId="MediumShading2-Accent1">
+  <w:style w:type="table" w:styleId="SombreamentoMdio2-nfase1">
     <w:name w:val="Medium Shading 2 Accent 1"/>
-    <w:basedOn w:val="TableNormal"/>
+    <w:basedOn w:val="Tabelanormal"/>
     <w:uiPriority w:val="64"/>
     <w:rsid w:val="00CB0664"/>
     <w:pPr>
@@ -5060,9 +5867,9 @@
       </w:tcPr>
     </w:tblStylePr>
   </w:style>
-  <w:style w:type="table" w:styleId="MediumShading2-Accent2">
+  <w:style w:type="table" w:styleId="SombreamentoMdio2-nfase2">
     <w:name w:val="Medium Shading 2 Accent 2"/>
-    <w:basedOn w:val="TableNormal"/>
+    <w:basedOn w:val="Tabelanormal"/>
     <w:uiPriority w:val="64"/>
     <w:rsid w:val="00CB0664"/>
     <w:pPr>
@@ -5209,9 +6016,9 @@
       </w:tcPr>
     </w:tblStylePr>
   </w:style>
-  <w:style w:type="table" w:styleId="MediumShading2-Accent3">
+  <w:style w:type="table" w:styleId="SombreamentoMdio2-nfase3">
     <w:name w:val="Medium Shading 2 Accent 3"/>
-    <w:basedOn w:val="TableNormal"/>
+    <w:basedOn w:val="Tabelanormal"/>
     <w:uiPriority w:val="64"/>
     <w:rsid w:val="00CB0664"/>
     <w:pPr>
@@ -5358,9 +6165,9 @@
       </w:tcPr>
     </w:tblStylePr>
   </w:style>
-  <w:style w:type="table" w:styleId="MediumShading2-Accent4">
+  <w:style w:type="table" w:styleId="SombreamentoMdio2-nfase4">
     <w:name w:val="Medium Shading 2 Accent 4"/>
-    <w:basedOn w:val="TableNormal"/>
+    <w:basedOn w:val="Tabelanormal"/>
     <w:uiPriority w:val="64"/>
     <w:rsid w:val="00CB0664"/>
     <w:pPr>
@@ -5507,9 +6314,9 @@
       </w:tcPr>
     </w:tblStylePr>
   </w:style>
-  <w:style w:type="table" w:styleId="MediumShading2-Accent5">
+  <w:style w:type="table" w:styleId="SombreamentoMdio2-nfase5">
     <w:name w:val="Medium Shading 2 Accent 5"/>
-    <w:basedOn w:val="TableNormal"/>
+    <w:basedOn w:val="Tabelanormal"/>
     <w:uiPriority w:val="64"/>
     <w:rsid w:val="00CB0664"/>
     <w:pPr>
@@ -5656,9 +6463,9 @@
       </w:tcPr>
     </w:tblStylePr>
   </w:style>
-  <w:style w:type="table" w:styleId="MediumShading2-Accent6">
+  <w:style w:type="table" w:styleId="SombreamentoMdio2-nfase6">
     <w:name w:val="Medium Shading 2 Accent 6"/>
-    <w:basedOn w:val="TableNormal"/>
+    <w:basedOn w:val="Tabelanormal"/>
     <w:uiPriority w:val="64"/>
     <w:rsid w:val="00CB0664"/>
     <w:pPr>
@@ -5805,9 +6612,9 @@
       </w:tcPr>
     </w:tblStylePr>
   </w:style>
-  <w:style w:type="table" w:styleId="MediumList1">
+  <w:style w:type="table" w:styleId="ListaMdia1">
     <w:name w:val="Medium List 1"/>
-    <w:basedOn w:val="TableNormal"/>
+    <w:basedOn w:val="Tabelanormal"/>
     <w:uiPriority w:val="65"/>
     <w:rsid w:val="00CB0664"/>
     <w:pPr>
@@ -5889,9 +6696,9 @@
       </w:tcPr>
     </w:tblStylePr>
   </w:style>
-  <w:style w:type="table" w:styleId="MediumList1-Accent1">
+  <w:style w:type="table" w:styleId="ListaMdia1-nfase1">
     <w:name w:val="Medium List 1 Accent 1"/>
-    <w:basedOn w:val="TableNormal"/>
+    <w:basedOn w:val="Tabelanormal"/>
     <w:uiPriority w:val="65"/>
     <w:rsid w:val="00CB0664"/>
     <w:pPr>
@@ -5973,9 +6780,9 @@
       </w:tcPr>
     </w:tblStylePr>
   </w:style>
-  <w:style w:type="table" w:styleId="MediumList1-Accent2">
+  <w:style w:type="table" w:styleId="ListaMdia1-nfase2">
     <w:name w:val="Medium List 1 Accent 2"/>
-    <w:basedOn w:val="TableNormal"/>
+    <w:basedOn w:val="Tabelanormal"/>
     <w:uiPriority w:val="65"/>
     <w:rsid w:val="00CB0664"/>
     <w:pPr>
@@ -6057,9 +6864,9 @@
       </w:tcPr>
     </w:tblStylePr>
   </w:style>
-  <w:style w:type="table" w:styleId="MediumList1-Accent3">
+  <w:style w:type="table" w:styleId="ListaMdia1-nfase3">
     <w:name w:val="Medium List 1 Accent 3"/>
-    <w:basedOn w:val="TableNormal"/>
+    <w:basedOn w:val="Tabelanormal"/>
     <w:uiPriority w:val="65"/>
     <w:rsid w:val="00CB0664"/>
     <w:pPr>
@@ -6141,9 +6948,9 @@
       </w:tcPr>
     </w:tblStylePr>
   </w:style>
-  <w:style w:type="table" w:styleId="MediumList1-Accent4">
+  <w:style w:type="table" w:styleId="ListaMdia1-nfase4">
     <w:name w:val="Medium List 1 Accent 4"/>
-    <w:basedOn w:val="TableNormal"/>
+    <w:basedOn w:val="Tabelanormal"/>
     <w:uiPriority w:val="65"/>
     <w:rsid w:val="00CB0664"/>
     <w:pPr>
@@ -6225,9 +7032,9 @@
       </w:tcPr>
     </w:tblStylePr>
   </w:style>
-  <w:style w:type="table" w:styleId="MediumList1-Accent5">
+  <w:style w:type="table" w:styleId="ListaMdia1-nfase5">
     <w:name w:val="Medium List 1 Accent 5"/>
-    <w:basedOn w:val="TableNormal"/>
+    <w:basedOn w:val="Tabelanormal"/>
     <w:uiPriority w:val="65"/>
     <w:rsid w:val="00CB0664"/>
     <w:pPr>
@@ -6309,9 +7116,9 @@
       </w:tcPr>
     </w:tblStylePr>
   </w:style>
-  <w:style w:type="table" w:styleId="MediumList1-Accent6">
+  <w:style w:type="table" w:styleId="ListaMdia1-nfase6">
     <w:name w:val="Medium List 1 Accent 6"/>
-    <w:basedOn w:val="TableNormal"/>
+    <w:basedOn w:val="Tabelanormal"/>
     <w:uiPriority w:val="65"/>
     <w:rsid w:val="00CB0664"/>
     <w:pPr>
@@ -6393,9 +7200,9 @@
       </w:tcPr>
     </w:tblStylePr>
   </w:style>
-  <w:style w:type="table" w:styleId="MediumList2">
+  <w:style w:type="table" w:styleId="ListaMdia2">
     <w:name w:val="Medium List 2"/>
-    <w:basedOn w:val="TableNormal"/>
+    <w:basedOn w:val="Tabelanormal"/>
     <w:uiPriority w:val="66"/>
     <w:rsid w:val="00CB0664"/>
     <w:pPr>
@@ -6521,9 +7328,9 @@
       </w:tcPr>
     </w:tblStylePr>
   </w:style>
-  <w:style w:type="table" w:styleId="MediumList2-Accent1">
+  <w:style w:type="table" w:styleId="ListaMdia2-nfase1">
     <w:name w:val="Medium List 2 Accent 1"/>
-    <w:basedOn w:val="TableNormal"/>
+    <w:basedOn w:val="Tabelanormal"/>
     <w:uiPriority w:val="66"/>
     <w:rsid w:val="00CB0664"/>
     <w:pPr>
@@ -6649,9 +7456,9 @@
       </w:tcPr>
     </w:tblStylePr>
   </w:style>
-  <w:style w:type="table" w:styleId="MediumList2-Accent2">
+  <w:style w:type="table" w:styleId="ListaMdia2-nfase2">
     <w:name w:val="Medium List 2 Accent 2"/>
-    <w:basedOn w:val="TableNormal"/>
+    <w:basedOn w:val="Tabelanormal"/>
     <w:uiPriority w:val="66"/>
     <w:rsid w:val="00CB0664"/>
     <w:pPr>
@@ -6777,9 +7584,9 @@
       </w:tcPr>
     </w:tblStylePr>
   </w:style>
-  <w:style w:type="table" w:styleId="MediumList2-Accent3">
+  <w:style w:type="table" w:styleId="ListaMdia2-nfase3">
     <w:name w:val="Medium List 2 Accent 3"/>
-    <w:basedOn w:val="TableNormal"/>
+    <w:basedOn w:val="Tabelanormal"/>
     <w:uiPriority w:val="66"/>
     <w:rsid w:val="00CB0664"/>
     <w:pPr>
@@ -6905,9 +7712,9 @@
       </w:tcPr>
     </w:tblStylePr>
   </w:style>
-  <w:style w:type="table" w:styleId="MediumList2-Accent4">
+  <w:style w:type="table" w:styleId="ListaMdia2-nfase4">
     <w:name w:val="Medium List 2 Accent 4"/>
-    <w:basedOn w:val="TableNormal"/>
+    <w:basedOn w:val="Tabelanormal"/>
     <w:uiPriority w:val="66"/>
     <w:rsid w:val="00CB0664"/>
     <w:pPr>
@@ -7033,9 +7840,9 @@
       </w:tcPr>
     </w:tblStylePr>
   </w:style>
-  <w:style w:type="table" w:styleId="MediumList2-Accent5">
+  <w:style w:type="table" w:styleId="ListaMdia2-nfase5">
     <w:name w:val="Medium List 2 Accent 5"/>
-    <w:basedOn w:val="TableNormal"/>
+    <w:basedOn w:val="Tabelanormal"/>
     <w:uiPriority w:val="66"/>
     <w:rsid w:val="00CB0664"/>
     <w:pPr>
@@ -7161,9 +7968,9 @@
       </w:tcPr>
     </w:tblStylePr>
   </w:style>
-  <w:style w:type="table" w:styleId="MediumList2-Accent6">
+  <w:style w:type="table" w:styleId="ListaMdia2-nfase6">
     <w:name w:val="Medium List 2 Accent 6"/>
-    <w:basedOn w:val="TableNormal"/>
+    <w:basedOn w:val="Tabelanormal"/>
     <w:uiPriority w:val="66"/>
     <w:rsid w:val="00CB0664"/>
     <w:pPr>
@@ -7289,9 +8096,9 @@
       </w:tcPr>
     </w:tblStylePr>
   </w:style>
-  <w:style w:type="table" w:styleId="MediumGrid1">
+  <w:style w:type="table" w:styleId="GradeMdia1">
     <w:name w:val="Medium Grid 1"/>
-    <w:basedOn w:val="TableNormal"/>
+    <w:basedOn w:val="Tabelanormal"/>
     <w:uiPriority w:val="67"/>
     <w:rsid w:val="00CB0664"/>
     <w:pPr>
@@ -7362,9 +8169,9 @@
       </w:tcPr>
     </w:tblStylePr>
   </w:style>
-  <w:style w:type="table" w:styleId="MediumGrid1-Accent1">
+  <w:style w:type="table" w:styleId="GradeMdia1-nfase1">
     <w:name w:val="Medium Grid 1 Accent 1"/>
-    <w:basedOn w:val="TableNormal"/>
+    <w:basedOn w:val="Tabelanormal"/>
     <w:uiPriority w:val="67"/>
     <w:rsid w:val="00CB0664"/>
     <w:pPr>
@@ -7435,9 +8242,9 @@
       </w:tcPr>
     </w:tblStylePr>
   </w:style>
-  <w:style w:type="table" w:styleId="MediumGrid1-Accent2">
+  <w:style w:type="table" w:styleId="GradeMdia1-nfase2">
     <w:name w:val="Medium Grid 1 Accent 2"/>
-    <w:basedOn w:val="TableNormal"/>
+    <w:basedOn w:val="Tabelanormal"/>
     <w:uiPriority w:val="67"/>
     <w:rsid w:val="00CB0664"/>
     <w:pPr>
@@ -7508,9 +8315,9 @@
       </w:tcPr>
     </w:tblStylePr>
   </w:style>
-  <w:style w:type="table" w:styleId="MediumGrid1-Accent3">
+  <w:style w:type="table" w:styleId="GradeMdia1-nfase3">
     <w:name w:val="Medium Grid 1 Accent 3"/>
-    <w:basedOn w:val="TableNormal"/>
+    <w:basedOn w:val="Tabelanormal"/>
     <w:uiPriority w:val="67"/>
     <w:rsid w:val="00CB0664"/>
     <w:pPr>
@@ -7581,9 +8388,9 @@
       </w:tcPr>
     </w:tblStylePr>
   </w:style>
-  <w:style w:type="table" w:styleId="MediumGrid1-Accent4">
+  <w:style w:type="table" w:styleId="GradeMdia1-nfase4">
     <w:name w:val="Medium Grid 1 Accent 4"/>
-    <w:basedOn w:val="TableNormal"/>
+    <w:basedOn w:val="Tabelanormal"/>
     <w:uiPriority w:val="67"/>
     <w:rsid w:val="00CB0664"/>
     <w:pPr>
@@ -7654,9 +8461,9 @@
       </w:tcPr>
     </w:tblStylePr>
   </w:style>
-  <w:style w:type="table" w:styleId="MediumGrid1-Accent5">
+  <w:style w:type="table" w:styleId="GradeMdia1-nfase5">
     <w:name w:val="Medium Grid 1 Accent 5"/>
-    <w:basedOn w:val="TableNormal"/>
+    <w:basedOn w:val="Tabelanormal"/>
     <w:uiPriority w:val="67"/>
     <w:rsid w:val="00CB0664"/>
     <w:pPr>
@@ -7727,9 +8534,9 @@
       </w:tcPr>
     </w:tblStylePr>
   </w:style>
-  <w:style w:type="table" w:styleId="MediumGrid1-Accent6">
+  <w:style w:type="table" w:styleId="GradeMdia1-nfase6">
     <w:name w:val="Medium Grid 1 Accent 6"/>
-    <w:basedOn w:val="TableNormal"/>
+    <w:basedOn w:val="Tabelanormal"/>
     <w:uiPriority w:val="67"/>
     <w:rsid w:val="00CB0664"/>
     <w:pPr>
@@ -7800,9 +8607,9 @@
       </w:tcPr>
     </w:tblStylePr>
   </w:style>
-  <w:style w:type="table" w:styleId="MediumGrid2">
+  <w:style w:type="table" w:styleId="GradeMdia2">
     <w:name w:val="Medium Grid 2"/>
-    <w:basedOn w:val="TableNormal"/>
+    <w:basedOn w:val="Tabelanormal"/>
     <w:uiPriority w:val="68"/>
     <w:rsid w:val="00CB0664"/>
     <w:pPr>
@@ -7925,9 +8732,9 @@
       </w:tcPr>
     </w:tblStylePr>
   </w:style>
-  <w:style w:type="table" w:styleId="MediumGrid2-Accent1">
+  <w:style w:type="table" w:styleId="GradeMdia2-nfase1">
     <w:name w:val="Medium Grid 2 Accent 1"/>
-    <w:basedOn w:val="TableNormal"/>
+    <w:basedOn w:val="Tabelanormal"/>
     <w:uiPriority w:val="68"/>
     <w:rsid w:val="00CB0664"/>
     <w:pPr>
@@ -8050,9 +8857,9 @@
       </w:tcPr>
     </w:tblStylePr>
   </w:style>
-  <w:style w:type="table" w:styleId="MediumGrid2-Accent2">
+  <w:style w:type="table" w:styleId="GradeMdia2-nfase2">
     <w:name w:val="Medium Grid 2 Accent 2"/>
-    <w:basedOn w:val="TableNormal"/>
+    <w:basedOn w:val="Tabelanormal"/>
     <w:uiPriority w:val="68"/>
     <w:rsid w:val="00CB0664"/>
     <w:pPr>
@@ -8175,9 +8982,9 @@
       </w:tcPr>
     </w:tblStylePr>
   </w:style>
-  <w:style w:type="table" w:styleId="MediumGrid2-Accent3">
+  <w:style w:type="table" w:styleId="GradeMdia2-nfase3">
     <w:name w:val="Medium Grid 2 Accent 3"/>
-    <w:basedOn w:val="TableNormal"/>
+    <w:basedOn w:val="Tabelanormal"/>
     <w:uiPriority w:val="68"/>
     <w:rsid w:val="00CB0664"/>
     <w:pPr>
@@ -8300,9 +9107,9 @@
       </w:tcPr>
     </w:tblStylePr>
   </w:style>
-  <w:style w:type="table" w:styleId="MediumGrid2-Accent4">
+  <w:style w:type="table" w:styleId="GradeMdia2-nfase4">
     <w:name w:val="Medium Grid 2 Accent 4"/>
-    <w:basedOn w:val="TableNormal"/>
+    <w:basedOn w:val="Tabelanormal"/>
     <w:uiPriority w:val="68"/>
     <w:rsid w:val="00CB0664"/>
     <w:pPr>
@@ -8425,9 +9232,9 @@
       </w:tcPr>
     </w:tblStylePr>
   </w:style>
-  <w:style w:type="table" w:styleId="MediumGrid2-Accent5">
+  <w:style w:type="table" w:styleId="GradeMdia2-nfase5">
     <w:name w:val="Medium Grid 2 Accent 5"/>
-    <w:basedOn w:val="TableNormal"/>
+    <w:basedOn w:val="Tabelanormal"/>
     <w:uiPriority w:val="68"/>
     <w:rsid w:val="00CB0664"/>
     <w:pPr>
@@ -8550,9 +9357,9 @@
       </w:tcPr>
     </w:tblStylePr>
   </w:style>
-  <w:style w:type="table" w:styleId="MediumGrid2-Accent6">
+  <w:style w:type="table" w:styleId="GradeMdia2-nfase6">
     <w:name w:val="Medium Grid 2 Accent 6"/>
-    <w:basedOn w:val="TableNormal"/>
+    <w:basedOn w:val="Tabelanormal"/>
     <w:uiPriority w:val="68"/>
     <w:rsid w:val="00CB0664"/>
     <w:pPr>
@@ -8675,9 +9482,9 @@
       </w:tcPr>
     </w:tblStylePr>
   </w:style>
-  <w:style w:type="table" w:styleId="MediumGrid3">
+  <w:style w:type="table" w:styleId="GradeMdia3">
     <w:name w:val="Medium Grid 3"/>
-    <w:basedOn w:val="TableNormal"/>
+    <w:basedOn w:val="Tabelanormal"/>
     <w:uiPriority w:val="69"/>
     <w:rsid w:val="00CB0664"/>
     <w:pPr>
@@ -8816,9 +9623,9 @@
       </w:tcPr>
     </w:tblStylePr>
   </w:style>
-  <w:style w:type="table" w:styleId="MediumGrid3-Accent1">
+  <w:style w:type="table" w:styleId="GradeMdia3-nfase1">
     <w:name w:val="Medium Grid 3 Accent 1"/>
-    <w:basedOn w:val="TableNormal"/>
+    <w:basedOn w:val="Tabelanormal"/>
     <w:uiPriority w:val="69"/>
     <w:rsid w:val="00CB0664"/>
     <w:pPr>
@@ -8957,9 +9764,9 @@
       </w:tcPr>
     </w:tblStylePr>
   </w:style>
-  <w:style w:type="table" w:styleId="MediumGrid3-Accent2">
+  <w:style w:type="table" w:styleId="GradeMdia3-nfase2">
     <w:name w:val="Medium Grid 3 Accent 2"/>
-    <w:basedOn w:val="TableNormal"/>
+    <w:basedOn w:val="Tabelanormal"/>
     <w:uiPriority w:val="69"/>
     <w:rsid w:val="00CB0664"/>
     <w:pPr>
@@ -9098,9 +9905,9 @@
       </w:tcPr>
     </w:tblStylePr>
   </w:style>
-  <w:style w:type="table" w:styleId="MediumGrid3-Accent3">
+  <w:style w:type="table" w:styleId="GradeMdia3-nfase3">
     <w:name w:val="Medium Grid 3 Accent 3"/>
-    <w:basedOn w:val="TableNormal"/>
+    <w:basedOn w:val="Tabelanormal"/>
     <w:uiPriority w:val="69"/>
     <w:rsid w:val="00CB0664"/>
     <w:pPr>
@@ -9239,9 +10046,9 @@
       </w:tcPr>
     </w:tblStylePr>
   </w:style>
-  <w:style w:type="table" w:styleId="MediumGrid3-Accent4">
+  <w:style w:type="table" w:styleId="GradeMdia3-nfase4">
     <w:name w:val="Medium Grid 3 Accent 4"/>
-    <w:basedOn w:val="TableNormal"/>
+    <w:basedOn w:val="Tabelanormal"/>
     <w:uiPriority w:val="69"/>
     <w:rsid w:val="00CB0664"/>
     <w:pPr>
@@ -9380,9 +10187,9 @@
       </w:tcPr>
     </w:tblStylePr>
   </w:style>
-  <w:style w:type="table" w:styleId="MediumGrid3-Accent5">
+  <w:style w:type="table" w:styleId="GradeMdia3-nfase5">
     <w:name w:val="Medium Grid 3 Accent 5"/>
-    <w:basedOn w:val="TableNormal"/>
+    <w:basedOn w:val="Tabelanormal"/>
     <w:uiPriority w:val="69"/>
     <w:rsid w:val="00CB0664"/>
     <w:pPr>
@@ -9521,9 +10328,9 @@
       </w:tcPr>
     </w:tblStylePr>
   </w:style>
-  <w:style w:type="table" w:styleId="MediumGrid3-Accent6">
+  <w:style w:type="table" w:styleId="GradeMdia3-nfase6">
     <w:name w:val="Medium Grid 3 Accent 6"/>
-    <w:basedOn w:val="TableNormal"/>
+    <w:basedOn w:val="Tabelanormal"/>
     <w:uiPriority w:val="69"/>
     <w:rsid w:val="00CB0664"/>
     <w:pPr>
@@ -9662,9 +10469,9 @@
       </w:tcPr>
     </w:tblStylePr>
   </w:style>
-  <w:style w:type="table" w:styleId="DarkList">
+  <w:style w:type="table" w:styleId="ListaEscura">
     <w:name w:val="Dark List"/>
-    <w:basedOn w:val="TableNormal"/>
+    <w:basedOn w:val="Tabelanormal"/>
     <w:uiPriority w:val="70"/>
     <w:rsid w:val="00CB0664"/>
     <w:pPr>
@@ -9776,9 +10583,9 @@
       </w:tcPr>
     </w:tblStylePr>
   </w:style>
-  <w:style w:type="table" w:styleId="DarkList-Accent1">
+  <w:style w:type="table" w:styleId="ListaEscura-nfase1">
     <w:name w:val="Dark List Accent 1"/>
-    <w:basedOn w:val="TableNormal"/>
+    <w:basedOn w:val="Tabelanormal"/>
     <w:uiPriority w:val="70"/>
     <w:rsid w:val="00CB0664"/>
     <w:pPr>
@@ -9890,9 +10697,9 @@
       </w:tcPr>
     </w:tblStylePr>
   </w:style>
-  <w:style w:type="table" w:styleId="DarkList-Accent2">
+  <w:style w:type="table" w:styleId="ListaEscura-nfase2">
     <w:name w:val="Dark List Accent 2"/>
-    <w:basedOn w:val="TableNormal"/>
+    <w:basedOn w:val="Tabelanormal"/>
     <w:uiPriority w:val="70"/>
     <w:rsid w:val="00CB0664"/>
     <w:pPr>
@@ -10004,9 +10811,9 @@
       </w:tcPr>
     </w:tblStylePr>
   </w:style>
-  <w:style w:type="table" w:styleId="DarkList-Accent3">
+  <w:style w:type="table" w:styleId="ListaEscura-nfase3">
     <w:name w:val="Dark List Accent 3"/>
-    <w:basedOn w:val="TableNormal"/>
+    <w:basedOn w:val="Tabelanormal"/>
     <w:uiPriority w:val="70"/>
     <w:rsid w:val="00CB0664"/>
     <w:pPr>
@@ -10118,9 +10925,9 @@
       </w:tcPr>
     </w:tblStylePr>
   </w:style>
-  <w:style w:type="table" w:styleId="DarkList-Accent4">
+  <w:style w:type="table" w:styleId="ListaEscura-nfase4">
     <w:name w:val="Dark List Accent 4"/>
-    <w:basedOn w:val="TableNormal"/>
+    <w:basedOn w:val="Tabelanormal"/>
     <w:uiPriority w:val="70"/>
     <w:rsid w:val="00CB0664"/>
     <w:pPr>
@@ -10232,9 +11039,9 @@
       </w:tcPr>
     </w:tblStylePr>
   </w:style>
-  <w:style w:type="table" w:styleId="DarkList-Accent5">
+  <w:style w:type="table" w:styleId="ListaEscura-nfase5">
     <w:name w:val="Dark List Accent 5"/>
-    <w:basedOn w:val="TableNormal"/>
+    <w:basedOn w:val="Tabelanormal"/>
     <w:uiPriority w:val="70"/>
     <w:rsid w:val="00CB0664"/>
     <w:pPr>
@@ -10346,9 +11153,9 @@
       </w:tcPr>
     </w:tblStylePr>
   </w:style>
-  <w:style w:type="table" w:styleId="DarkList-Accent6">
+  <w:style w:type="table" w:styleId="ListaEscura-nfase6">
     <w:name w:val="Dark List Accent 6"/>
-    <w:basedOn w:val="TableNormal"/>
+    <w:basedOn w:val="Tabelanormal"/>
     <w:uiPriority w:val="70"/>
     <w:rsid w:val="00CB0664"/>
     <w:pPr>
@@ -10460,9 +11267,9 @@
       </w:tcPr>
     </w:tblStylePr>
   </w:style>
-  <w:style w:type="table" w:styleId="ColorfulShading">
+  <w:style w:type="table" w:styleId="SombreamentoColorido">
     <w:name w:val="Colorful Shading"/>
-    <w:basedOn w:val="TableNormal"/>
+    <w:basedOn w:val="Tabelanormal"/>
     <w:uiPriority w:val="71"/>
     <w:rsid w:val="00CB0664"/>
     <w:pPr>
@@ -10582,9 +11389,9 @@
       </w:rPr>
     </w:tblStylePr>
   </w:style>
-  <w:style w:type="table" w:styleId="ColorfulShading-Accent1">
+  <w:style w:type="table" w:styleId="SombreamentoEscuro-nfase1">
     <w:name w:val="Colorful Shading Accent 1"/>
-    <w:basedOn w:val="TableNormal"/>
+    <w:basedOn w:val="Tabelanormal"/>
     <w:uiPriority w:val="71"/>
     <w:rsid w:val="00CB0664"/>
     <w:pPr>
@@ -10704,9 +11511,9 @@
       </w:rPr>
     </w:tblStylePr>
   </w:style>
-  <w:style w:type="table" w:styleId="ColorfulShading-Accent2">
+  <w:style w:type="table" w:styleId="SombreamentoColorido-nfase2">
     <w:name w:val="Colorful Shading Accent 2"/>
-    <w:basedOn w:val="TableNormal"/>
+    <w:basedOn w:val="Tabelanormal"/>
     <w:uiPriority w:val="71"/>
     <w:rsid w:val="00CB0664"/>
     <w:pPr>
@@ -10826,9 +11633,9 @@
       </w:rPr>
     </w:tblStylePr>
   </w:style>
-  <w:style w:type="table" w:styleId="ColorfulShading-Accent3">
+  <w:style w:type="table" w:styleId="SombreamentoColorido-nfase3">
     <w:name w:val="Colorful Shading Accent 3"/>
-    <w:basedOn w:val="TableNormal"/>
+    <w:basedOn w:val="Tabelanormal"/>
     <w:uiPriority w:val="71"/>
     <w:rsid w:val="00CB0664"/>
     <w:pPr>
@@ -10938,9 +11745,9 @@
       </w:tcPr>
     </w:tblStylePr>
   </w:style>
-  <w:style w:type="table" w:styleId="ColorfulShading-Accent4">
+  <w:style w:type="table" w:styleId="SombreamentoColorido-nfase4">
     <w:name w:val="Colorful Shading Accent 4"/>
-    <w:basedOn w:val="TableNormal"/>
+    <w:basedOn w:val="Tabelanormal"/>
     <w:uiPriority w:val="71"/>
     <w:rsid w:val="00CB0664"/>
     <w:pPr>
@@ -11060,9 +11867,9 @@
       </w:rPr>
     </w:tblStylePr>
   </w:style>
-  <w:style w:type="table" w:styleId="ColorfulShading-Accent5">
+  <w:style w:type="table" w:styleId="SombreamentoColorido-nfase5">
     <w:name w:val="Colorful Shading Accent 5"/>
-    <w:basedOn w:val="TableNormal"/>
+    <w:basedOn w:val="Tabelanormal"/>
     <w:uiPriority w:val="71"/>
     <w:rsid w:val="00CB0664"/>
     <w:pPr>
@@ -11182,9 +11989,9 @@
       </w:rPr>
     </w:tblStylePr>
   </w:style>
-  <w:style w:type="table" w:styleId="ColorfulShading-Accent6">
+  <w:style w:type="table" w:styleId="SombreamentoColorido-nfase6">
     <w:name w:val="Colorful Shading Accent 6"/>
-    <w:basedOn w:val="TableNormal"/>
+    <w:basedOn w:val="Tabelanormal"/>
     <w:uiPriority w:val="71"/>
     <w:rsid w:val="00CB0664"/>
     <w:pPr>
@@ -11304,9 +12111,9 @@
       </w:rPr>
     </w:tblStylePr>
   </w:style>
-  <w:style w:type="table" w:styleId="ColorfulList">
+  <w:style w:type="table" w:styleId="ListaColorida">
     <w:name w:val="Colorful List"/>
-    <w:basedOn w:val="TableNormal"/>
+    <w:basedOn w:val="Tabelanormal"/>
     <w:uiPriority w:val="72"/>
     <w:rsid w:val="00CB0664"/>
     <w:pPr>
@@ -11390,9 +12197,9 @@
       </w:tcPr>
     </w:tblStylePr>
   </w:style>
-  <w:style w:type="table" w:styleId="ColorfulList-Accent1">
+  <w:style w:type="table" w:styleId="ListaColorida-nfase1">
     <w:name w:val="Colorful List Accent 1"/>
-    <w:basedOn w:val="TableNormal"/>
+    <w:basedOn w:val="Tabelanormal"/>
     <w:uiPriority w:val="72"/>
     <w:rsid w:val="00CB0664"/>
     <w:pPr>
@@ -11476,9 +12283,9 @@
       </w:tcPr>
     </w:tblStylePr>
   </w:style>
-  <w:style w:type="table" w:styleId="ColorfulList-Accent2">
+  <w:style w:type="table" w:styleId="ListaColorida-nfase2">
     <w:name w:val="Colorful List Accent 2"/>
-    <w:basedOn w:val="TableNormal"/>
+    <w:basedOn w:val="Tabelanormal"/>
     <w:uiPriority w:val="72"/>
     <w:rsid w:val="00CB0664"/>
     <w:pPr>
@@ -11562,9 +12369,9 @@
       </w:tcPr>
     </w:tblStylePr>
   </w:style>
-  <w:style w:type="table" w:styleId="ColorfulList-Accent3">
+  <w:style w:type="table" w:styleId="ListaColorida-nfase3">
     <w:name w:val="Colorful List Accent 3"/>
-    <w:basedOn w:val="TableNormal"/>
+    <w:basedOn w:val="Tabelanormal"/>
     <w:uiPriority w:val="72"/>
     <w:rsid w:val="00CB0664"/>
     <w:pPr>
@@ -11648,9 +12455,9 @@
       </w:tcPr>
     </w:tblStylePr>
   </w:style>
-  <w:style w:type="table" w:styleId="ColorfulList-Accent4">
+  <w:style w:type="table" w:styleId="ListaColorida-nfase4">
     <w:name w:val="Colorful List Accent 4"/>
-    <w:basedOn w:val="TableNormal"/>
+    <w:basedOn w:val="Tabelanormal"/>
     <w:uiPriority w:val="72"/>
     <w:rsid w:val="00CB0664"/>
     <w:pPr>
@@ -11734,9 +12541,9 @@
       </w:tcPr>
     </w:tblStylePr>
   </w:style>
-  <w:style w:type="table" w:styleId="ColorfulList-Accent5">
+  <w:style w:type="table" w:styleId="ListaColorida-nfase5">
     <w:name w:val="Colorful List Accent 5"/>
-    <w:basedOn w:val="TableNormal"/>
+    <w:basedOn w:val="Tabelanormal"/>
     <w:uiPriority w:val="72"/>
     <w:rsid w:val="00CB0664"/>
     <w:pPr>
@@ -11820,9 +12627,9 @@
       </w:tcPr>
     </w:tblStylePr>
   </w:style>
-  <w:style w:type="table" w:styleId="ColorfulList-Accent6">
+  <w:style w:type="table" w:styleId="ListaColorida-nfase6">
     <w:name w:val="Colorful List Accent 6"/>
-    <w:basedOn w:val="TableNormal"/>
+    <w:basedOn w:val="Tabelanormal"/>
     <w:uiPriority w:val="72"/>
     <w:rsid w:val="00CB0664"/>
     <w:pPr>
@@ -11906,9 +12713,9 @@
       </w:tcPr>
     </w:tblStylePr>
   </w:style>
-  <w:style w:type="table" w:styleId="ColorfulGrid">
+  <w:style w:type="table" w:styleId="GradeColorida">
     <w:name w:val="Colorful Grid"/>
-    <w:basedOn w:val="TableNormal"/>
+    <w:basedOn w:val="Tabelanormal"/>
     <w:uiPriority w:val="73"/>
     <w:rsid w:val="00CB0664"/>
     <w:pPr>
@@ -11986,9 +12793,9 @@
       </w:tcPr>
     </w:tblStylePr>
   </w:style>
-  <w:style w:type="table" w:styleId="ColorfulGrid-Accent1">
+  <w:style w:type="table" w:styleId="GradeColorida-nfase1">
     <w:name w:val="Colorful Grid Accent 1"/>
-    <w:basedOn w:val="TableNormal"/>
+    <w:basedOn w:val="Tabelanormal"/>
     <w:uiPriority w:val="73"/>
     <w:rsid w:val="00CB0664"/>
     <w:pPr>
@@ -12066,9 +12873,9 @@
       </w:tcPr>
     </w:tblStylePr>
   </w:style>
-  <w:style w:type="table" w:styleId="ColorfulGrid-Accent2">
+  <w:style w:type="table" w:styleId="GradeColorida-nfase2">
     <w:name w:val="Colorful Grid Accent 2"/>
-    <w:basedOn w:val="TableNormal"/>
+    <w:basedOn w:val="Tabelanormal"/>
     <w:uiPriority w:val="73"/>
     <w:rsid w:val="00CB0664"/>
     <w:pPr>
@@ -12146,9 +12953,9 @@
       </w:tcPr>
     </w:tblStylePr>
   </w:style>
-  <w:style w:type="table" w:styleId="ColorfulGrid-Accent3">
+  <w:style w:type="table" w:styleId="GradeColorida-nfase3">
     <w:name w:val="Colorful Grid Accent 3"/>
-    <w:basedOn w:val="TableNormal"/>
+    <w:basedOn w:val="Tabelanormal"/>
     <w:uiPriority w:val="73"/>
     <w:rsid w:val="00CB0664"/>
     <w:pPr>
@@ -12226,9 +13033,9 @@
       </w:tcPr>
     </w:tblStylePr>
   </w:style>
-  <w:style w:type="table" w:styleId="ColorfulGrid-Accent4">
+  <w:style w:type="table" w:styleId="GradeColorida-nfase4">
     <w:name w:val="Colorful Grid Accent 4"/>
-    <w:basedOn w:val="TableNormal"/>
+    <w:basedOn w:val="Tabelanormal"/>
     <w:uiPriority w:val="73"/>
     <w:rsid w:val="00CB0664"/>
     <w:pPr>
@@ -12306,9 +13113,9 @@
       </w:tcPr>
     </w:tblStylePr>
   </w:style>
-  <w:style w:type="table" w:styleId="ColorfulGrid-Accent5">
+  <w:style w:type="table" w:styleId="GradeColorida-nfase5">
     <w:name w:val="Colorful Grid Accent 5"/>
-    <w:basedOn w:val="TableNormal"/>
+    <w:basedOn w:val="Tabelanormal"/>
     <w:uiPriority w:val="73"/>
     <w:rsid w:val="00CB0664"/>
     <w:pPr>
@@ -12386,9 +13193,9 @@
       </w:tcPr>
     </w:tblStylePr>
   </w:style>
-  <w:style w:type="table" w:styleId="ColorfulGrid-Accent6">
+  <w:style w:type="table" w:styleId="GradeColorida-nfase6">
     <w:name w:val="Colorful Grid Accent 6"/>
-    <w:basedOn w:val="TableNormal"/>
+    <w:basedOn w:val="Tabelanormal"/>
     <w:uiPriority w:val="73"/>
     <w:rsid w:val="00CB0664"/>
     <w:pPr>
@@ -24596,7 +25403,7 @@
 </file>
 
 <file path=customXml/itemProps1.xml><?xml version="1.0" encoding="utf-8"?>
-<ds:datastoreItem xmlns:ds="http://schemas.openxmlformats.org/officeDocument/2006/customXml" ds:itemID="{EF278816-EC6F-A645-907D-7F25AECB1D4A}">
+<ds:datastoreItem xmlns:ds="http://schemas.openxmlformats.org/officeDocument/2006/customXml" ds:itemID="{1D8C72A2-2624-4E5E-9D65-C1DACDC65679}">
   <ds:schemaRefs>
     <ds:schemaRef ds:uri="http://schemas.openxmlformats.org/officeDocument/2006/bibliography"/>
   </ds:schemaRefs>
